--- a/Screenshots.docx
+++ b/Screenshots.docx
@@ -19,23 +19,7 @@
     </w:p>
     <w:p>
       <w:r>
-        <w:t xml:space="preserve">This repository contains an end-to-end </w:t>
-      </w:r>
-      <w:proofErr w:type="spellStart"/>
-      <w:r>
-        <w:t>MLOps</w:t>
-      </w:r>
-      <w:proofErr w:type="spellEnd"/>
-      <w:r>
-        <w:t xml:space="preserve"> pipeline for predicting heart disease using a </w:t>
-      </w:r>
-      <w:proofErr w:type="spellStart"/>
-      <w:r>
-        <w:t>FastAPI</w:t>
-      </w:r>
-      <w:proofErr w:type="spellEnd"/>
-      <w:r>
-        <w:t xml:space="preserve"> backend, Docker containerization, and a Kubernetes deployment.</w:t>
+        <w:t>This repository contains an end-to-end MLOps pipeline for predicting heart disease using a FastAPI backend, Docker containerization, and a Kubernetes deployment.</w:t>
       </w:r>
     </w:p>
     <w:p>
@@ -116,31 +100,13 @@
           <w:numId w:val="1"/>
         </w:numPr>
       </w:pPr>
-      <w:proofErr w:type="spellStart"/>
-      <w:r>
-        <w:rPr>
-          <w:b/>
-          <w:bCs/>
-        </w:rPr>
-        <w:t>Minikube</w:t>
-      </w:r>
-      <w:proofErr w:type="spellEnd"/>
-      <w:r>
-        <w:rPr>
-          <w:b/>
-          <w:bCs/>
-        </w:rPr>
-        <w:t xml:space="preserve"> &amp; </w:t>
-      </w:r>
-      <w:proofErr w:type="spellStart"/>
-      <w:r>
-        <w:rPr>
-          <w:b/>
-          <w:bCs/>
-        </w:rPr>
-        <w:t>Kubectl</w:t>
-      </w:r>
-      <w:proofErr w:type="spellEnd"/>
+      <w:r>
+        <w:rPr>
+          <w:b/>
+          <w:bCs/>
+        </w:rPr>
+        <w:t>Minikube &amp; Kubectl</w:t>
+      </w:r>
       <w:r>
         <w:t xml:space="preserve"> (for local Kubernetes deployment)</w:t>
       </w:r>
@@ -187,13 +153,8 @@
     </w:p>
     <w:p>
       <w:r>
-        <w:t>cd heart-disease-</w:t>
-      </w:r>
-      <w:proofErr w:type="spellStart"/>
-      <w:r>
-        <w:t>mlops</w:t>
-      </w:r>
-      <w:proofErr w:type="spellEnd"/>
+        <w:t>cd heart-disease-mlops</w:t>
+      </w:r>
     </w:p>
     <w:p>
       <w:pPr>
@@ -217,21 +178,8 @@
     </w:p>
     <w:p>
       <w:r>
-        <w:t xml:space="preserve">python -m </w:t>
-      </w:r>
-      <w:proofErr w:type="spellStart"/>
-      <w:r>
-        <w:t>venv</w:t>
-      </w:r>
-      <w:proofErr w:type="spellEnd"/>
-      <w:r>
-        <w:t xml:space="preserve"> </w:t>
-      </w:r>
-      <w:proofErr w:type="spellStart"/>
-      <w:r>
-        <w:t>venv</w:t>
-      </w:r>
-      <w:proofErr w:type="spellEnd"/>
+        <w:t>python -m venv venv</w:t>
+      </w:r>
     </w:p>
     <w:p>
       <w:r>
@@ -240,15 +188,7 @@
     </w:p>
     <w:p>
       <w:r>
-        <w:t>.\</w:t>
-      </w:r>
-      <w:proofErr w:type="spellStart"/>
-      <w:r>
-        <w:t>venv</w:t>
-      </w:r>
-      <w:proofErr w:type="spellEnd"/>
-      <w:r>
-        <w:t>\Scripts\activate</w:t>
+        <w:t>.\venv\Scripts\activate</w:t>
       </w:r>
     </w:p>
     <w:p>
@@ -258,15 +198,7 @@
     </w:p>
     <w:p>
       <w:r>
-        <w:t xml:space="preserve">source </w:t>
-      </w:r>
-      <w:proofErr w:type="spellStart"/>
-      <w:r>
-        <w:t>venv</w:t>
-      </w:r>
-      <w:proofErr w:type="spellEnd"/>
-      <w:r>
-        <w:t>/bin/activate</w:t>
+        <w:t>source venv/bin/activate</w:t>
       </w:r>
     </w:p>
     <w:p>
@@ -345,32 +277,198 @@
       </w:r>
     </w:p>
     <w:p>
-      <w:proofErr w:type="spellStart"/>
-      <w:r>
-        <w:t>uvicorn</w:t>
-      </w:r>
-      <w:proofErr w:type="spellEnd"/>
-      <w:r>
-        <w:t xml:space="preserve"> </w:t>
-      </w:r>
-      <w:proofErr w:type="spellStart"/>
-      <w:r>
-        <w:t>src.api:app</w:t>
-      </w:r>
-      <w:proofErr w:type="spellEnd"/>
-      <w:r>
-        <w:t xml:space="preserve"> --reload</w:t>
-      </w:r>
-    </w:p>
-    <w:p>
-      <w:r>
+      <w:r>
+        <w:t>uvicorn src.api:app --reload</w:t>
+      </w:r>
+    </w:p>
+    <w:p>
+      <w:pPr>
         <w:rPr>
           <w:i/>
           <w:iCs/>
         </w:rPr>
-        <w:t>The API will be available at http://localhost:8000/docs.</w:t>
-      </w:r>
-    </w:p>
+      </w:pPr>
+      <w:r>
+        <w:rPr>
+          <w:i/>
+          <w:iCs/>
+        </w:rPr>
+        <w:t xml:space="preserve">The API will be available at </w:t>
+      </w:r>
+      <w:hyperlink r:id="rId5" w:history="1">
+        <w:r>
+          <w:rPr>
+            <w:rStyle w:val="Hyperlink"/>
+            <w:i/>
+            <w:iCs/>
+          </w:rPr>
+          <w:t>http://localhost:8000/docs</w:t>
+        </w:r>
+      </w:hyperlink>
+      <w:r>
+        <w:rPr>
+          <w:i/>
+          <w:iCs/>
+        </w:rPr>
+        <w:t>.</w:t>
+      </w:r>
+    </w:p>
+    <w:p>
+      <w:pPr>
+        <w:rPr>
+          <w:i/>
+          <w:iCs/>
+        </w:rPr>
+      </w:pPr>
+      <w:r>
+        <w:rPr>
+          <w:i/>
+          <w:iCs/>
+        </w:rPr>
+        <w:drawing>
+          <wp:inline distT="0" distB="0" distL="0" distR="0" wp14:anchorId="2B89C322" wp14:editId="5F0FBA0E">
+            <wp:extent cx="14159187" cy="7559695"/>
+            <wp:effectExtent l="0" t="0" r="0" b="3175"/>
+            <wp:docPr id="311463760" name="Picture 1"/>
+            <wp:cNvGraphicFramePr>
+              <a:graphicFrameLocks xmlns:a="http://schemas.openxmlformats.org/drawingml/2006/main" noChangeAspect="1"/>
+            </wp:cNvGraphicFramePr>
+            <a:graphic xmlns:a="http://schemas.openxmlformats.org/drawingml/2006/main">
+              <a:graphicData uri="http://schemas.openxmlformats.org/drawingml/2006/picture">
+                <pic:pic xmlns:pic="http://schemas.openxmlformats.org/drawingml/2006/picture">
+                  <pic:nvPicPr>
+                    <pic:cNvPr id="311463760" name=""/>
+                    <pic:cNvPicPr/>
+                  </pic:nvPicPr>
+                  <pic:blipFill>
+                    <a:blip r:embed="rId6"/>
+                    <a:stretch>
+                      <a:fillRect/>
+                    </a:stretch>
+                  </pic:blipFill>
+                  <pic:spPr>
+                    <a:xfrm>
+                      <a:off x="0" y="0"/>
+                      <a:ext cx="14159187" cy="7559695"/>
+                    </a:xfrm>
+                    <a:prstGeom prst="rect">
+                      <a:avLst/>
+                    </a:prstGeom>
+                  </pic:spPr>
+                </pic:pic>
+              </a:graphicData>
+            </a:graphic>
+          </wp:inline>
+        </w:drawing>
+      </w:r>
+    </w:p>
+    <w:p>
+      <w:pPr>
+        <w:rPr>
+          <w:i/>
+          <w:iCs/>
+        </w:rPr>
+      </w:pPr>
+    </w:p>
+    <w:p>
+      <w:pPr>
+        <w:rPr>
+          <w:i/>
+          <w:iCs/>
+        </w:rPr>
+      </w:pPr>
+      <w:r>
+        <w:rPr>
+          <w:i/>
+          <w:iCs/>
+        </w:rPr>
+        <w:drawing>
+          <wp:inline distT="0" distB="0" distL="0" distR="0" wp14:anchorId="1AC911BA" wp14:editId="2EB9C4B1">
+            <wp:extent cx="11217612" cy="5928874"/>
+            <wp:effectExtent l="0" t="0" r="3175" b="0"/>
+            <wp:docPr id="1403396854" name="Picture 1"/>
+            <wp:cNvGraphicFramePr>
+              <a:graphicFrameLocks xmlns:a="http://schemas.openxmlformats.org/drawingml/2006/main" noChangeAspect="1"/>
+            </wp:cNvGraphicFramePr>
+            <a:graphic xmlns:a="http://schemas.openxmlformats.org/drawingml/2006/main">
+              <a:graphicData uri="http://schemas.openxmlformats.org/drawingml/2006/picture">
+                <pic:pic xmlns:pic="http://schemas.openxmlformats.org/drawingml/2006/picture">
+                  <pic:nvPicPr>
+                    <pic:cNvPr id="1403396854" name=""/>
+                    <pic:cNvPicPr/>
+                  </pic:nvPicPr>
+                  <pic:blipFill>
+                    <a:blip r:embed="rId7"/>
+                    <a:stretch>
+                      <a:fillRect/>
+                    </a:stretch>
+                  </pic:blipFill>
+                  <pic:spPr>
+                    <a:xfrm>
+                      <a:off x="0" y="0"/>
+                      <a:ext cx="11217612" cy="5928874"/>
+                    </a:xfrm>
+                    <a:prstGeom prst="rect">
+                      <a:avLst/>
+                    </a:prstGeom>
+                  </pic:spPr>
+                </pic:pic>
+              </a:graphicData>
+            </a:graphic>
+          </wp:inline>
+        </w:drawing>
+      </w:r>
+    </w:p>
+    <w:p>
+      <w:pPr>
+        <w:rPr>
+          <w:i/>
+          <w:iCs/>
+        </w:rPr>
+      </w:pPr>
+      <w:r>
+        <w:rPr>
+          <w:i/>
+          <w:iCs/>
+        </w:rPr>
+        <w:drawing>
+          <wp:inline distT="0" distB="0" distL="0" distR="0" wp14:anchorId="6D97C002" wp14:editId="71AE0223">
+            <wp:extent cx="11293819" cy="6485182"/>
+            <wp:effectExtent l="0" t="0" r="3175" b="0"/>
+            <wp:docPr id="990937502" name="Picture 1"/>
+            <wp:cNvGraphicFramePr>
+              <a:graphicFrameLocks xmlns:a="http://schemas.openxmlformats.org/drawingml/2006/main" noChangeAspect="1"/>
+            </wp:cNvGraphicFramePr>
+            <a:graphic xmlns:a="http://schemas.openxmlformats.org/drawingml/2006/main">
+              <a:graphicData uri="http://schemas.openxmlformats.org/drawingml/2006/picture">
+                <pic:pic xmlns:pic="http://schemas.openxmlformats.org/drawingml/2006/picture">
+                  <pic:nvPicPr>
+                    <pic:cNvPr id="990937502" name=""/>
+                    <pic:cNvPicPr/>
+                  </pic:nvPicPr>
+                  <pic:blipFill>
+                    <a:blip r:embed="rId8"/>
+                    <a:stretch>
+                      <a:fillRect/>
+                    </a:stretch>
+                  </pic:blipFill>
+                  <pic:spPr>
+                    <a:xfrm>
+                      <a:off x="0" y="0"/>
+                      <a:ext cx="11293819" cy="6485182"/>
+                    </a:xfrm>
+                    <a:prstGeom prst="rect">
+                      <a:avLst/>
+                    </a:prstGeom>
+                  </pic:spPr>
+                </pic:pic>
+              </a:graphicData>
+            </a:graphic>
+          </wp:inline>
+        </w:drawing>
+      </w:r>
+    </w:p>
+    <w:p/>
     <w:p>
       <w:pPr>
         <w:rPr>
@@ -408,15 +506,46 @@
     </w:p>
     <w:p>
       <w:r>
-        <w:t>docker build -t heart-disease-</w:t>
-      </w:r>
-      <w:proofErr w:type="spellStart"/>
-      <w:r>
-        <w:t>api</w:t>
-      </w:r>
-      <w:proofErr w:type="spellEnd"/>
-      <w:r>
-        <w:t xml:space="preserve"> .</w:t>
+        <w:t>docker build -t heart-disease-api .</w:t>
+      </w:r>
+    </w:p>
+    <w:p>
+      <w:r>
+        <w:drawing>
+          <wp:inline distT="0" distB="0" distL="0" distR="0" wp14:anchorId="7D6149BE" wp14:editId="18570725">
+            <wp:extent cx="12200677" cy="4282811"/>
+            <wp:effectExtent l="0" t="0" r="0" b="3810"/>
+            <wp:docPr id="1114470273" name="Picture 1"/>
+            <wp:cNvGraphicFramePr>
+              <a:graphicFrameLocks xmlns:a="http://schemas.openxmlformats.org/drawingml/2006/main" noChangeAspect="1"/>
+            </wp:cNvGraphicFramePr>
+            <a:graphic xmlns:a="http://schemas.openxmlformats.org/drawingml/2006/main">
+              <a:graphicData uri="http://schemas.openxmlformats.org/drawingml/2006/picture">
+                <pic:pic xmlns:pic="http://schemas.openxmlformats.org/drawingml/2006/picture">
+                  <pic:nvPicPr>
+                    <pic:cNvPr id="1114470273" name=""/>
+                    <pic:cNvPicPr/>
+                  </pic:nvPicPr>
+                  <pic:blipFill>
+                    <a:blip r:embed="rId9"/>
+                    <a:stretch>
+                      <a:fillRect/>
+                    </a:stretch>
+                  </pic:blipFill>
+                  <pic:spPr>
+                    <a:xfrm>
+                      <a:off x="0" y="0"/>
+                      <a:ext cx="12200677" cy="4282811"/>
+                    </a:xfrm>
+                    <a:prstGeom prst="rect">
+                      <a:avLst/>
+                    </a:prstGeom>
+                  </pic:spPr>
+                </pic:pic>
+              </a:graphicData>
+            </a:graphic>
+          </wp:inline>
+        </w:drawing>
       </w:r>
     </w:p>
     <w:p>
@@ -441,43 +570,100 @@
     </w:p>
     <w:p>
       <w:r>
-        <w:t>docker run -p 8000:8000 heart-disease-</w:t>
-      </w:r>
-      <w:proofErr w:type="spellStart"/>
-      <w:r>
-        <w:t>api</w:t>
-      </w:r>
-      <w:proofErr w:type="spellEnd"/>
-    </w:p>
-    <w:p>
-      <w:pPr>
-        <w:rPr>
-          <w:b/>
-          <w:bCs/>
-        </w:rPr>
-      </w:pPr>
-      <w:r>
-        <w:rPr>
-          <w:b/>
-          <w:bCs/>
-        </w:rPr>
-        <w:t>Option C: Kubernetes Setup (Production/</w:t>
-      </w:r>
-      <w:proofErr w:type="spellStart"/>
-      <w:r>
-        <w:rPr>
-          <w:b/>
-          <w:bCs/>
-        </w:rPr>
-        <w:t>Minikube</w:t>
-      </w:r>
-      <w:proofErr w:type="spellEnd"/>
-      <w:r>
-        <w:rPr>
-          <w:b/>
-          <w:bCs/>
-        </w:rPr>
-        <w:t>)</w:t>
+        <w:t>docker run -p 8000:8000 heart-disease-api</w:t>
+      </w:r>
+    </w:p>
+    <w:p>
+      <w:r>
+        <w:drawing>
+          <wp:inline distT="0" distB="0" distL="0" distR="0" wp14:anchorId="656A5027" wp14:editId="3A91C30F">
+            <wp:extent cx="12208298" cy="3932261"/>
+            <wp:effectExtent l="0" t="0" r="3175" b="0"/>
+            <wp:docPr id="1787635115" name="Picture 1"/>
+            <wp:cNvGraphicFramePr>
+              <a:graphicFrameLocks xmlns:a="http://schemas.openxmlformats.org/drawingml/2006/main" noChangeAspect="1"/>
+            </wp:cNvGraphicFramePr>
+            <a:graphic xmlns:a="http://schemas.openxmlformats.org/drawingml/2006/main">
+              <a:graphicData uri="http://schemas.openxmlformats.org/drawingml/2006/picture">
+                <pic:pic xmlns:pic="http://schemas.openxmlformats.org/drawingml/2006/picture">
+                  <pic:nvPicPr>
+                    <pic:cNvPr id="1787635115" name=""/>
+                    <pic:cNvPicPr/>
+                  </pic:nvPicPr>
+                  <pic:blipFill>
+                    <a:blip r:embed="rId10"/>
+                    <a:stretch>
+                      <a:fillRect/>
+                    </a:stretch>
+                  </pic:blipFill>
+                  <pic:spPr>
+                    <a:xfrm>
+                      <a:off x="0" y="0"/>
+                      <a:ext cx="12208298" cy="3932261"/>
+                    </a:xfrm>
+                    <a:prstGeom prst="rect">
+                      <a:avLst/>
+                    </a:prstGeom>
+                  </pic:spPr>
+                </pic:pic>
+              </a:graphicData>
+            </a:graphic>
+          </wp:inline>
+        </w:drawing>
+      </w:r>
+    </w:p>
+    <w:p>
+      <w:r>
+        <w:drawing>
+          <wp:inline distT="0" distB="0" distL="0" distR="0" wp14:anchorId="005FB813" wp14:editId="73255BD5">
+            <wp:extent cx="14303980" cy="7338696"/>
+            <wp:effectExtent l="0" t="0" r="3175" b="0"/>
+            <wp:docPr id="1921505713" name="Picture 1"/>
+            <wp:cNvGraphicFramePr>
+              <a:graphicFrameLocks xmlns:a="http://schemas.openxmlformats.org/drawingml/2006/main" noChangeAspect="1"/>
+            </wp:cNvGraphicFramePr>
+            <a:graphic xmlns:a="http://schemas.openxmlformats.org/drawingml/2006/main">
+              <a:graphicData uri="http://schemas.openxmlformats.org/drawingml/2006/picture">
+                <pic:pic xmlns:pic="http://schemas.openxmlformats.org/drawingml/2006/picture">
+                  <pic:nvPicPr>
+                    <pic:cNvPr id="1921505713" name=""/>
+                    <pic:cNvPicPr/>
+                  </pic:nvPicPr>
+                  <pic:blipFill>
+                    <a:blip r:embed="rId11"/>
+                    <a:stretch>
+                      <a:fillRect/>
+                    </a:stretch>
+                  </pic:blipFill>
+                  <pic:spPr>
+                    <a:xfrm>
+                      <a:off x="0" y="0"/>
+                      <a:ext cx="14303980" cy="7338696"/>
+                    </a:xfrm>
+                    <a:prstGeom prst="rect">
+                      <a:avLst/>
+                    </a:prstGeom>
+                  </pic:spPr>
+                </pic:pic>
+              </a:graphicData>
+            </a:graphic>
+          </wp:inline>
+        </w:drawing>
+      </w:r>
+    </w:p>
+    <w:p>
+      <w:pPr>
+        <w:rPr>
+          <w:b/>
+          <w:bCs/>
+        </w:rPr>
+      </w:pPr>
+      <w:r>
+        <w:rPr>
+          <w:b/>
+          <w:bCs/>
+        </w:rPr>
+        <w:t>Option C: Kubernetes Setup (Production/Minikube)</w:t>
       </w:r>
     </w:p>
     <w:p>
@@ -492,23 +678,7 @@
           <w:b/>
           <w:bCs/>
         </w:rPr>
-        <w:t xml:space="preserve">Start </w:t>
-      </w:r>
-      <w:proofErr w:type="spellStart"/>
-      <w:r>
-        <w:rPr>
-          <w:b/>
-          <w:bCs/>
-        </w:rPr>
-        <w:t>Minikube</w:t>
-      </w:r>
-      <w:proofErr w:type="spellEnd"/>
-      <w:r>
-        <w:rPr>
-          <w:b/>
-          <w:bCs/>
-        </w:rPr>
-        <w:t>:</w:t>
+        <w:t>Start Minikube:</w:t>
       </w:r>
     </w:p>
     <w:p>
@@ -517,13 +687,8 @@
       </w:r>
     </w:p>
     <w:p>
-      <w:proofErr w:type="spellStart"/>
-      <w:r>
-        <w:t>minikube</w:t>
-      </w:r>
-      <w:proofErr w:type="spellEnd"/>
-      <w:r>
-        <w:t xml:space="preserve"> start</w:t>
+      <w:r>
+        <w:t>minikube start</w:t>
       </w:r>
     </w:p>
     <w:p>
@@ -538,23 +703,7 @@
           <w:b/>
           <w:bCs/>
         </w:rPr>
-        <w:t xml:space="preserve">Load the Docker image into </w:t>
-      </w:r>
-      <w:proofErr w:type="spellStart"/>
-      <w:r>
-        <w:rPr>
-          <w:b/>
-          <w:bCs/>
-        </w:rPr>
-        <w:t>Minikube's</w:t>
-      </w:r>
-      <w:proofErr w:type="spellEnd"/>
-      <w:r>
-        <w:rPr>
-          <w:b/>
-          <w:bCs/>
-        </w:rPr>
-        <w:t xml:space="preserve"> local registry:</w:t>
+        <w:t>Load the Docker image into Minikube's local registry:</w:t>
       </w:r>
     </w:p>
     <w:p>
@@ -563,19 +712,9 @@
       </w:r>
     </w:p>
     <w:p>
-      <w:proofErr w:type="spellStart"/>
-      <w:r>
-        <w:t>minikube</w:t>
-      </w:r>
-      <w:proofErr w:type="spellEnd"/>
-      <w:r>
-        <w:t xml:space="preserve"> image load </w:t>
-      </w:r>
-      <w:proofErr w:type="spellStart"/>
-      <w:r>
-        <w:t>heart-disease-api:latest</w:t>
-      </w:r>
-      <w:proofErr w:type="spellEnd"/>
+      <w:r>
+        <w:t>minikube image load heart-disease-api:latest</w:t>
+      </w:r>
     </w:p>
     <w:p>
       <w:pPr>
@@ -598,13 +737,8 @@
       </w:r>
     </w:p>
     <w:p>
-      <w:proofErr w:type="spellStart"/>
-      <w:r>
-        <w:t>kubectl</w:t>
-      </w:r>
-      <w:proofErr w:type="spellEnd"/>
-      <w:r>
-        <w:t xml:space="preserve"> apply -f k8s_deployment.yaml</w:t>
+      <w:r>
+        <w:t>kubectl apply -f k8s_deployment.yaml</w:t>
       </w:r>
     </w:p>
     <w:p>
@@ -628,13 +762,48 @@
       </w:r>
     </w:p>
     <w:p>
-      <w:proofErr w:type="spellStart"/>
-      <w:r>
-        <w:t>kubectl</w:t>
-      </w:r>
-      <w:proofErr w:type="spellEnd"/>
-      <w:r>
-        <w:t xml:space="preserve"> get pods</w:t>
+      <w:r>
+        <w:t>kubectl get pods</w:t>
+      </w:r>
+    </w:p>
+    <w:p/>
+    <w:p>
+      <w:r>
+        <w:drawing>
+          <wp:inline distT="0" distB="0" distL="0" distR="0" wp14:anchorId="4B6499D8" wp14:editId="6D6EC91C">
+            <wp:extent cx="14403048" cy="7773074"/>
+            <wp:effectExtent l="0" t="0" r="0" b="0"/>
+            <wp:docPr id="1240363165" name="Picture 1"/>
+            <wp:cNvGraphicFramePr>
+              <a:graphicFrameLocks xmlns:a="http://schemas.openxmlformats.org/drawingml/2006/main" noChangeAspect="1"/>
+            </wp:cNvGraphicFramePr>
+            <a:graphic xmlns:a="http://schemas.openxmlformats.org/drawingml/2006/main">
+              <a:graphicData uri="http://schemas.openxmlformats.org/drawingml/2006/picture">
+                <pic:pic xmlns:pic="http://schemas.openxmlformats.org/drawingml/2006/picture">
+                  <pic:nvPicPr>
+                    <pic:cNvPr id="1240363165" name=""/>
+                    <pic:cNvPicPr/>
+                  </pic:nvPicPr>
+                  <pic:blipFill>
+                    <a:blip r:embed="rId12"/>
+                    <a:stretch>
+                      <a:fillRect/>
+                    </a:stretch>
+                  </pic:blipFill>
+                  <pic:spPr>
+                    <a:xfrm>
+                      <a:off x="0" y="0"/>
+                      <a:ext cx="14403048" cy="7773074"/>
+                    </a:xfrm>
+                    <a:prstGeom prst="rect">
+                      <a:avLst/>
+                    </a:prstGeom>
+                  </pic:spPr>
+                </pic:pic>
+              </a:graphicData>
+            </a:graphic>
+          </wp:inline>
+        </w:drawing>
       </w:r>
     </w:p>
     <w:p>
@@ -658,21 +827,205 @@
       </w:r>
     </w:p>
     <w:p>
-      <w:proofErr w:type="spellStart"/>
-      <w:r>
-        <w:t>minikube</w:t>
-      </w:r>
-      <w:proofErr w:type="spellEnd"/>
-      <w:r>
-        <w:t xml:space="preserve"> service heart-disease-</w:t>
-      </w:r>
-      <w:proofErr w:type="spellStart"/>
-      <w:r>
-        <w:t>api</w:t>
-      </w:r>
-      <w:proofErr w:type="spellEnd"/>
-      <w:r>
-        <w:t>-service</w:t>
+      <w:r>
+        <w:t>minikube service heart-disease-api-service</w:t>
+      </w:r>
+    </w:p>
+    <w:p/>
+    <w:p>
+      <w:r>
+        <w:drawing>
+          <wp:inline distT="0" distB="0" distL="0" distR="0" wp14:anchorId="74C873F1" wp14:editId="4914EB6C">
+            <wp:extent cx="6569009" cy="1813717"/>
+            <wp:effectExtent l="0" t="0" r="3810" b="0"/>
+            <wp:docPr id="1191215265" name="Picture 1"/>
+            <wp:cNvGraphicFramePr>
+              <a:graphicFrameLocks xmlns:a="http://schemas.openxmlformats.org/drawingml/2006/main" noChangeAspect="1"/>
+            </wp:cNvGraphicFramePr>
+            <a:graphic xmlns:a="http://schemas.openxmlformats.org/drawingml/2006/main">
+              <a:graphicData uri="http://schemas.openxmlformats.org/drawingml/2006/picture">
+                <pic:pic xmlns:pic="http://schemas.openxmlformats.org/drawingml/2006/picture">
+                  <pic:nvPicPr>
+                    <pic:cNvPr id="1191215265" name=""/>
+                    <pic:cNvPicPr/>
+                  </pic:nvPicPr>
+                  <pic:blipFill>
+                    <a:blip r:embed="rId13"/>
+                    <a:stretch>
+                      <a:fillRect/>
+                    </a:stretch>
+                  </pic:blipFill>
+                  <pic:spPr>
+                    <a:xfrm>
+                      <a:off x="0" y="0"/>
+                      <a:ext cx="6569009" cy="1813717"/>
+                    </a:xfrm>
+                    <a:prstGeom prst="rect">
+                      <a:avLst/>
+                    </a:prstGeom>
+                  </pic:spPr>
+                </pic:pic>
+              </a:graphicData>
+            </a:graphic>
+          </wp:inline>
+        </w:drawing>
+      </w:r>
+    </w:p>
+    <w:p/>
+    <w:p>
+      <w:r>
+        <w:drawing>
+          <wp:inline distT="0" distB="0" distL="0" distR="0" wp14:anchorId="3B875D48" wp14:editId="53126248">
+            <wp:extent cx="14364945" cy="7376799"/>
+            <wp:effectExtent l="0" t="0" r="0" b="0"/>
+            <wp:docPr id="1712169268" name="Picture 1"/>
+            <wp:cNvGraphicFramePr>
+              <a:graphicFrameLocks xmlns:a="http://schemas.openxmlformats.org/drawingml/2006/main" noChangeAspect="1"/>
+            </wp:cNvGraphicFramePr>
+            <a:graphic xmlns:a="http://schemas.openxmlformats.org/drawingml/2006/main">
+              <a:graphicData uri="http://schemas.openxmlformats.org/drawingml/2006/picture">
+                <pic:pic xmlns:pic="http://schemas.openxmlformats.org/drawingml/2006/picture">
+                  <pic:nvPicPr>
+                    <pic:cNvPr id="1712169268" name=""/>
+                    <pic:cNvPicPr/>
+                  </pic:nvPicPr>
+                  <pic:blipFill>
+                    <a:blip r:embed="rId14"/>
+                    <a:stretch>
+                      <a:fillRect/>
+                    </a:stretch>
+                  </pic:blipFill>
+                  <pic:spPr>
+                    <a:xfrm>
+                      <a:off x="0" y="0"/>
+                      <a:ext cx="14364945" cy="7376799"/>
+                    </a:xfrm>
+                    <a:prstGeom prst="rect">
+                      <a:avLst/>
+                    </a:prstGeom>
+                  </pic:spPr>
+                </pic:pic>
+              </a:graphicData>
+            </a:graphic>
+          </wp:inline>
+        </w:drawing>
+      </w:r>
+    </w:p>
+    <w:p>
+      <w:r>
+        <w:drawing>
+          <wp:inline distT="0" distB="0" distL="0" distR="0" wp14:anchorId="3FC1C43B" wp14:editId="0791DBB0">
+            <wp:extent cx="14121084" cy="7712108"/>
+            <wp:effectExtent l="0" t="0" r="0" b="3175"/>
+            <wp:docPr id="1844635093" name="Picture 1"/>
+            <wp:cNvGraphicFramePr>
+              <a:graphicFrameLocks xmlns:a="http://schemas.openxmlformats.org/drawingml/2006/main" noChangeAspect="1"/>
+            </wp:cNvGraphicFramePr>
+            <a:graphic xmlns:a="http://schemas.openxmlformats.org/drawingml/2006/main">
+              <a:graphicData uri="http://schemas.openxmlformats.org/drawingml/2006/picture">
+                <pic:pic xmlns:pic="http://schemas.openxmlformats.org/drawingml/2006/picture">
+                  <pic:nvPicPr>
+                    <pic:cNvPr id="1844635093" name=""/>
+                    <pic:cNvPicPr/>
+                  </pic:nvPicPr>
+                  <pic:blipFill>
+                    <a:blip r:embed="rId15"/>
+                    <a:stretch>
+                      <a:fillRect/>
+                    </a:stretch>
+                  </pic:blipFill>
+                  <pic:spPr>
+                    <a:xfrm>
+                      <a:off x="0" y="0"/>
+                      <a:ext cx="14121084" cy="7712108"/>
+                    </a:xfrm>
+                    <a:prstGeom prst="rect">
+                      <a:avLst/>
+                    </a:prstGeom>
+                  </pic:spPr>
+                </pic:pic>
+              </a:graphicData>
+            </a:graphic>
+          </wp:inline>
+        </w:drawing>
+      </w:r>
+    </w:p>
+    <w:p>
+      <w:r>
+        <w:drawing>
+          <wp:inline distT="0" distB="0" distL="0" distR="0" wp14:anchorId="4741268F" wp14:editId="29710947">
+            <wp:extent cx="14288738" cy="7719729"/>
+            <wp:effectExtent l="0" t="0" r="0" b="0"/>
+            <wp:docPr id="1758396535" name="Picture 1"/>
+            <wp:cNvGraphicFramePr>
+              <a:graphicFrameLocks xmlns:a="http://schemas.openxmlformats.org/drawingml/2006/main" noChangeAspect="1"/>
+            </wp:cNvGraphicFramePr>
+            <a:graphic xmlns:a="http://schemas.openxmlformats.org/drawingml/2006/main">
+              <a:graphicData uri="http://schemas.openxmlformats.org/drawingml/2006/picture">
+                <pic:pic xmlns:pic="http://schemas.openxmlformats.org/drawingml/2006/picture">
+                  <pic:nvPicPr>
+                    <pic:cNvPr id="1758396535" name=""/>
+                    <pic:cNvPicPr/>
+                  </pic:nvPicPr>
+                  <pic:blipFill>
+                    <a:blip r:embed="rId16"/>
+                    <a:stretch>
+                      <a:fillRect/>
+                    </a:stretch>
+                  </pic:blipFill>
+                  <pic:spPr>
+                    <a:xfrm>
+                      <a:off x="0" y="0"/>
+                      <a:ext cx="14288738" cy="7719729"/>
+                    </a:xfrm>
+                    <a:prstGeom prst="rect">
+                      <a:avLst/>
+                    </a:prstGeom>
+                  </pic:spPr>
+                </pic:pic>
+              </a:graphicData>
+            </a:graphic>
+          </wp:inline>
+        </w:drawing>
+      </w:r>
+    </w:p>
+    <w:p>
+      <w:r>
+        <w:drawing>
+          <wp:inline distT="0" distB="0" distL="0" distR="0" wp14:anchorId="55CBD743" wp14:editId="080E0268">
+            <wp:extent cx="13648603" cy="7773074"/>
+            <wp:effectExtent l="0" t="0" r="0" b="0"/>
+            <wp:docPr id="1558059931" name="Picture 1"/>
+            <wp:cNvGraphicFramePr>
+              <a:graphicFrameLocks xmlns:a="http://schemas.openxmlformats.org/drawingml/2006/main" noChangeAspect="1"/>
+            </wp:cNvGraphicFramePr>
+            <a:graphic xmlns:a="http://schemas.openxmlformats.org/drawingml/2006/main">
+              <a:graphicData uri="http://schemas.openxmlformats.org/drawingml/2006/picture">
+                <pic:pic xmlns:pic="http://schemas.openxmlformats.org/drawingml/2006/picture">
+                  <pic:nvPicPr>
+                    <pic:cNvPr id="1558059931" name=""/>
+                    <pic:cNvPicPr/>
+                  </pic:nvPicPr>
+                  <pic:blipFill>
+                    <a:blip r:embed="rId17"/>
+                    <a:stretch>
+                      <a:fillRect/>
+                    </a:stretch>
+                  </pic:blipFill>
+                  <pic:spPr>
+                    <a:xfrm>
+                      <a:off x="0" y="0"/>
+                      <a:ext cx="13648603" cy="7773074"/>
+                    </a:xfrm>
+                    <a:prstGeom prst="rect">
+                      <a:avLst/>
+                    </a:prstGeom>
+                  </pic:spPr>
+                </pic:pic>
+              </a:graphicData>
+            </a:graphic>
+          </wp:inline>
+        </w:drawing>
       </w:r>
     </w:p>
     <w:p>
@@ -696,23 +1049,7 @@
           <w:b/>
           <w:bCs/>
         </w:rPr>
-        <w:t xml:space="preserve">2. System Architecture &amp; </w:t>
-      </w:r>
-      <w:proofErr w:type="spellStart"/>
-      <w:r>
-        <w:rPr>
-          <w:b/>
-          <w:bCs/>
-        </w:rPr>
-        <w:t>MLOps</w:t>
-      </w:r>
-      <w:proofErr w:type="spellEnd"/>
-      <w:r>
-        <w:rPr>
-          <w:b/>
-          <w:bCs/>
-        </w:rPr>
-        <w:t xml:space="preserve"> Pipeline</w:t>
+        <w:t>2. System Architecture &amp; MLOps Pipeline</w:t>
       </w:r>
     </w:p>
     <w:p>
@@ -753,15 +1090,7 @@
         <w:t>Model Training:</w:t>
       </w:r>
       <w:r>
-        <w:t xml:space="preserve"> The train.py script splits the data, trains a machine learning model, evaluates its accuracy, and serializes the best-performing model using </w:t>
-      </w:r>
-      <w:proofErr w:type="spellStart"/>
-      <w:r>
-        <w:t>joblib</w:t>
-      </w:r>
-      <w:proofErr w:type="spellEnd"/>
-      <w:r>
-        <w:t>.</w:t>
+        <w:t xml:space="preserve"> The train.py script splits the data, trains a machine learning model, evaluates its accuracy, and serializes the best-performing model using joblib.</w:t>
       </w:r>
     </w:p>
     <w:p>
@@ -781,7 +1110,6 @@
       <w:r>
         <w:t xml:space="preserve"> A robust REST API built with </w:t>
       </w:r>
-      <w:proofErr w:type="spellStart"/>
       <w:r>
         <w:rPr>
           <w:b/>
@@ -789,17 +1117,8 @@
         </w:rPr>
         <w:t>FastAPI</w:t>
       </w:r>
-      <w:proofErr w:type="spellEnd"/>
-      <w:r>
-        <w:t xml:space="preserve"> serves the model. It includes data validation via </w:t>
-      </w:r>
-      <w:proofErr w:type="spellStart"/>
-      <w:r>
-        <w:t>Pydantic</w:t>
-      </w:r>
-      <w:proofErr w:type="spellEnd"/>
-      <w:r>
-        <w:t xml:space="preserve"> and returns both the prediction and the model's confidence score.</w:t>
+      <w:r>
+        <w:t xml:space="preserve"> serves the model. It includes data validation via Pydantic and returns both the prediction and the model's confidence score.</w:t>
       </w:r>
     </w:p>
     <w:p>
@@ -855,15 +1174,7 @@
         <w:t>GitHub Actions</w:t>
       </w:r>
       <w:r>
-        <w:t xml:space="preserve"> workflow is configured to trigger on every push to the main branch. It automatically sets up the Python environment, runs the data pipeline, trains the model, executes </w:t>
-      </w:r>
-      <w:proofErr w:type="spellStart"/>
-      <w:r>
-        <w:t>pytest</w:t>
-      </w:r>
-      <w:proofErr w:type="spellEnd"/>
-      <w:r>
-        <w:t xml:space="preserve"> unit tests, and builds the Docker image.</w:t>
+        <w:t xml:space="preserve"> workflow is configured to trigger on every push to the main branch. It automatically sets up the Python environment, runs the data pipeline, trains the model, executes pytest unit tests, and builds the Docker image.</w:t>
       </w:r>
     </w:p>
     <w:p>
@@ -891,23 +1202,7 @@
         <w:t>Kubernetes</w:t>
       </w:r>
       <w:r>
-        <w:t xml:space="preserve"> cluster (</w:t>
-      </w:r>
-      <w:proofErr w:type="spellStart"/>
-      <w:r>
-        <w:t>Minikube</w:t>
-      </w:r>
-      <w:proofErr w:type="spellEnd"/>
-      <w:r>
-        <w:t xml:space="preserve">). The deployment configuration (k8s_deployment.yaml) manages a replica set of 2 pods for high availability and exposes the application via a </w:t>
-      </w:r>
-      <w:proofErr w:type="spellStart"/>
-      <w:r>
-        <w:t>NodePort</w:t>
-      </w:r>
-      <w:proofErr w:type="spellEnd"/>
-      <w:r>
-        <w:t xml:space="preserve"> service.</w:t>
+        <w:t xml:space="preserve"> cluster (Minikube). The deployment configuration (k8s_deployment.yaml) manages a replica set of 2 pods for high availability and exposes the application via a NodePort service.</w:t>
       </w:r>
     </w:p>
     <w:p>
@@ -925,15 +1220,7 @@
         <w:t>Observability:</w:t>
       </w:r>
       <w:r>
-        <w:t xml:space="preserve"> The API integrates </w:t>
-      </w:r>
-      <w:proofErr w:type="spellStart"/>
-      <w:r>
-        <w:t>prometheus-fastapi-instrumentator</w:t>
-      </w:r>
-      <w:proofErr w:type="spellEnd"/>
-      <w:r>
-        <w:t xml:space="preserve"> and Python's logging module to track HTTP request metrics, latency, and prediction events at the /metrics endpoint.</w:t>
+        <w:t xml:space="preserve"> The API integrates prometheus-fastapi-instrumentator and Python's logging module to track HTTP request metrics, latency, and prediction events at the /metrics endpoint.</w:t>
       </w:r>
     </w:p>
     <w:p>
@@ -986,13 +1273,8 @@
         <w:t>Content-Type:</w:t>
       </w:r>
       <w:r>
-        <w:t xml:space="preserve"> application/</w:t>
-      </w:r>
-      <w:proofErr w:type="spellStart"/>
-      <w:r>
-        <w:t>json</w:t>
-      </w:r>
-      <w:proofErr w:type="spellEnd"/>
+        <w:t xml:space="preserve"> application/json</w:t>
+      </w:r>
     </w:p>
     <w:p>
       <w:pPr>
@@ -1036,93 +1318,37 @@
     </w:p>
     <w:p>
       <w:r>
-        <w:t xml:space="preserve">  "</w:t>
-      </w:r>
-      <w:proofErr w:type="spellStart"/>
-      <w:r>
-        <w:t>trestbps</w:t>
-      </w:r>
-      <w:proofErr w:type="spellEnd"/>
-      <w:r>
-        <w:t>": 145,</w:t>
-      </w:r>
-    </w:p>
-    <w:p>
-      <w:r>
-        <w:t xml:space="preserve">  "</w:t>
-      </w:r>
-      <w:proofErr w:type="spellStart"/>
-      <w:r>
-        <w:t>chol</w:t>
-      </w:r>
-      <w:proofErr w:type="spellEnd"/>
-      <w:r>
-        <w:t>": 233,</w:t>
-      </w:r>
-    </w:p>
-    <w:p>
-      <w:r>
-        <w:t xml:space="preserve">  "</w:t>
-      </w:r>
-      <w:proofErr w:type="spellStart"/>
-      <w:r>
-        <w:t>fbs</w:t>
-      </w:r>
-      <w:proofErr w:type="spellEnd"/>
-      <w:r>
-        <w:t>": 1,</w:t>
-      </w:r>
-    </w:p>
-    <w:p>
-      <w:r>
-        <w:t xml:space="preserve">  "</w:t>
-      </w:r>
-      <w:proofErr w:type="spellStart"/>
-      <w:r>
-        <w:t>restecg</w:t>
-      </w:r>
-      <w:proofErr w:type="spellEnd"/>
-      <w:r>
-        <w:t>": 0,</w:t>
-      </w:r>
-    </w:p>
-    <w:p>
-      <w:r>
-        <w:t xml:space="preserve">  "</w:t>
-      </w:r>
-      <w:proofErr w:type="spellStart"/>
-      <w:r>
-        <w:t>thalach</w:t>
-      </w:r>
-      <w:proofErr w:type="spellEnd"/>
-      <w:r>
-        <w:t>": 150,</w:t>
-      </w:r>
-    </w:p>
-    <w:p>
-      <w:r>
-        <w:t xml:space="preserve">  "</w:t>
-      </w:r>
-      <w:proofErr w:type="spellStart"/>
-      <w:r>
-        <w:t>exang</w:t>
-      </w:r>
-      <w:proofErr w:type="spellEnd"/>
-      <w:r>
-        <w:t>": 0,</w:t>
-      </w:r>
-    </w:p>
-    <w:p>
-      <w:r>
-        <w:t xml:space="preserve">  "</w:t>
-      </w:r>
-      <w:proofErr w:type="spellStart"/>
-      <w:r>
-        <w:t>oldpeak</w:t>
-      </w:r>
-      <w:proofErr w:type="spellEnd"/>
-      <w:r>
-        <w:t>": 2.3,</w:t>
+        <w:t xml:space="preserve">  "trestbps": 145,</w:t>
+      </w:r>
+    </w:p>
+    <w:p>
+      <w:r>
+        <w:t xml:space="preserve">  "chol": 233,</w:t>
+      </w:r>
+    </w:p>
+    <w:p>
+      <w:r>
+        <w:t xml:space="preserve">  "fbs": 1,</w:t>
+      </w:r>
+    </w:p>
+    <w:p>
+      <w:r>
+        <w:t xml:space="preserve">  "restecg": 0,</w:t>
+      </w:r>
+    </w:p>
+    <w:p>
+      <w:r>
+        <w:t xml:space="preserve">  "thalach": 150,</w:t>
+      </w:r>
+    </w:p>
+    <w:p>
+      <w:r>
+        <w:t xml:space="preserve">  "exang": 0,</w:t>
+      </w:r>
+    </w:p>
+    <w:p>
+      <w:r>
+        <w:t xml:space="preserve">  "oldpeak": 2.3,</w:t>
       </w:r>
     </w:p>
     <w:p>
@@ -1137,15 +1363,7 @@
     </w:p>
     <w:p>
       <w:r>
-        <w:t xml:space="preserve">  "</w:t>
-      </w:r>
-      <w:proofErr w:type="spellStart"/>
-      <w:r>
-        <w:t>thal</w:t>
-      </w:r>
-      <w:proofErr w:type="spellEnd"/>
-      <w:r>
-        <w:t>": 1</w:t>
+        <w:t xml:space="preserve">  "thal": 1</w:t>
       </w:r>
     </w:p>
     <w:p>
@@ -1239,7 +1457,7 @@
       <w:r>
         <w:t xml:space="preserve"> </w:t>
       </w:r>
-      <w:hyperlink r:id="rId5" w:tgtFrame="_blank" w:history="1">
+      <w:hyperlink r:id="rId18" w:tgtFrame="_blank" w:history="1">
         <w:r>
           <w:rPr>
             <w:rStyle w:val="Hyperlink"/>
@@ -1272,36 +1490,8 @@
       </w:pPr>
       <w:r>
         <w:rPr>
-          <w:i/>
-          <w:iCs/>
-        </w:rPr>
-        <w:t>[Paste your first screenshot here: The GitHub Actions page showing the green "</w:t>
-      </w:r>
-      <w:proofErr w:type="spellStart"/>
-      <w:r>
-        <w:rPr>
-          <w:i/>
-          <w:iCs/>
-        </w:rPr>
-        <w:t>test_and_build</w:t>
-      </w:r>
-      <w:proofErr w:type="spellEnd"/>
-      <w:r>
-        <w:rPr>
-          <w:i/>
-          <w:iCs/>
-        </w:rPr>
-        <w:t>" workflow]</w:t>
-      </w:r>
-    </w:p>
-    <w:p>
-      <w:pPr>
-        <w:rPr>
-          <w:i/>
-          <w:iCs/>
-        </w:rPr>
-      </w:pPr>
-      <w:r>
+          <w:noProof/>
+        </w:rPr>
         <w:drawing>
           <wp:inline distT="0" distB="0" distL="0" distR="0" wp14:anchorId="1971B1EC" wp14:editId="39C3579E">
             <wp:extent cx="14425910" cy="4892464"/>
@@ -1318,7 +1508,7 @@
                     <pic:cNvPicPr/>
                   </pic:nvPicPr>
                   <pic:blipFill>
-                    <a:blip r:embed="rId6"/>
+                    <a:blip r:embed="rId19"/>
                     <a:stretch>
                       <a:fillRect/>
                     </a:stretch>
@@ -1355,6 +1545,9 @@
         </w:rPr>
       </w:pPr>
       <w:r>
+        <w:rPr>
+          <w:noProof/>
+        </w:rPr>
         <w:drawing>
           <wp:inline distT="0" distB="0" distL="0" distR="0" wp14:anchorId="54B6D2AE" wp14:editId="04BD45AA">
             <wp:extent cx="14296359" cy="6332769"/>
@@ -1371,7 +1564,7 @@
                     <pic:cNvPicPr/>
                   </pic:nvPicPr>
                   <pic:blipFill>
-                    <a:blip r:embed="rId7"/>
+                    <a:blip r:embed="rId20"/>
                     <a:stretch>
                       <a:fillRect/>
                     </a:stretch>
@@ -1416,6 +1609,9 @@
         </w:rPr>
       </w:pPr>
       <w:r>
+        <w:rPr>
+          <w:noProof/>
+        </w:rPr>
         <w:drawing>
           <wp:inline distT="0" distB="0" distL="0" distR="0" wp14:anchorId="62894A18" wp14:editId="47EC644B">
             <wp:extent cx="11164267" cy="4229467"/>
@@ -1432,7 +1628,7 @@
                     <pic:cNvPicPr/>
                   </pic:nvPicPr>
                   <pic:blipFill>
-                    <a:blip r:embed="rId8"/>
+                    <a:blip r:embed="rId21"/>
                     <a:stretch>
                       <a:fillRect/>
                     </a:stretch>
@@ -1462,6 +1658,9 @@
     </w:p>
     <w:p>
       <w:r>
+        <w:rPr>
+          <w:noProof/>
+        </w:rPr>
         <w:drawing>
           <wp:inline distT="0" distB="0" distL="0" distR="0" wp14:anchorId="7199B88C" wp14:editId="3149C2F4">
             <wp:extent cx="11743438" cy="7666384"/>
@@ -1478,7 +1677,7 @@
                     <pic:cNvPicPr/>
                   </pic:nvPicPr>
                   <pic:blipFill>
-                    <a:blip r:embed="rId9"/>
+                    <a:blip r:embed="rId22"/>
                     <a:stretch>
                       <a:fillRect/>
                     </a:stretch>
@@ -1501,6 +1700,9 @@
     </w:p>
     <w:p>
       <w:r>
+        <w:rPr>
+          <w:noProof/>
+        </w:rPr>
         <w:drawing>
           <wp:inline distT="0" distB="0" distL="0" distR="0" wp14:anchorId="5064450C" wp14:editId="31B9AFEE">
             <wp:extent cx="11560542" cy="6111770"/>
@@ -1517,7 +1719,7 @@
                     <pic:cNvPicPr/>
                   </pic:nvPicPr>
                   <pic:blipFill>
-                    <a:blip r:embed="rId10"/>
+                    <a:blip r:embed="rId23"/>
                     <a:stretch>
                       <a:fillRect/>
                     </a:stretch>
@@ -1546,6 +1748,7 @@
       </w:pPr>
       <w:r>
         <w:rPr>
+          <w:noProof/>
           <w:lang w:val="en-GB"/>
         </w:rPr>
         <w:drawing>
@@ -1564,7 +1767,7 @@
                     <pic:cNvPicPr/>
                   </pic:nvPicPr>
                   <pic:blipFill>
-                    <a:blip r:embed="rId11"/>
+                    <a:blip r:embed="rId24"/>
                     <a:stretch>
                       <a:fillRect/>
                     </a:stretch>
@@ -1592,7 +1795,7 @@
       <w:r>
         <w:t xml:space="preserve"> - </w:t>
       </w:r>
-      <w:hyperlink r:id="rId12" w:history="1">
+      <w:hyperlink r:id="rId25" w:history="1">
         <w:r>
           <w:rPr>
             <w:rStyle w:val="Hyperlink"/>
@@ -1635,15 +1838,7 @@
     </w:p>
     <w:p>
       <w:r>
-        <w:t xml:space="preserve">The dataset used is the UCI Heart Disease dataset. During the EDA and cleaning phase (documented in notebooks/01_eda_and_cleaning.ipynb and automated in </w:t>
-      </w:r>
-      <w:proofErr w:type="spellStart"/>
-      <w:r>
-        <w:t>src</w:t>
-      </w:r>
-      <w:proofErr w:type="spellEnd"/>
-      <w:r>
-        <w:t>/download_data.py), the following steps were taken:</w:t>
+        <w:t>The dataset used is the UCI Heart Disease dataset. During the EDA and cleaning phase (documented in notebooks/01_eda_and_cleaning.ipynb and automated in src/download_data.py), the following steps were taken:</w:t>
       </w:r>
     </w:p>
     <w:p>
@@ -1740,64 +1935,38 @@
         <w:t xml:space="preserve"> </w:t>
       </w:r>
       <w:r>
-        <w:t xml:space="preserve">An automated champion/challenger approach was implemented. Both a Logistic Regression model (to establish a highly interpretable baseline) and a Random Forest Classifier (to capture complex, non-linear relationships) were trained within a pipeline containing a </w:t>
-      </w:r>
-      <w:proofErr w:type="spellStart"/>
-      <w:r>
-        <w:t>StandardScaler</w:t>
-      </w:r>
-      <w:proofErr w:type="spellEnd"/>
-      <w:r>
-        <w:t xml:space="preserve">. The system automatically compared their performance using the ROC-AUC metric via </w:t>
-      </w:r>
-      <w:proofErr w:type="spellStart"/>
-      <w:r>
+        <w:t>An automated champion/challenger approach was implemented. Both a Logistic Regression model (to establish a highly interpretable baseline) and a Random Forest Classifier (to capture complex, non-linear relationships) were trained within a pipeline containing a StandardScaler. The system automatically compared their performance using the ROC-AUC metric via MLflow, and dynamically selected the best-performing model to be serialized for the production API.</w:t>
+      </w:r>
+      <w:r>
+        <w:t>Evaluation: The model's performance was evaluated using standard classification metrics, ensuring a balance between precision and recall, which is critical in healthcare diagnostics.</w:t>
+      </w:r>
+    </w:p>
+    <w:p>
+      <w:pPr>
+        <w:rPr>
+          <w:b/>
+          <w:bCs/>
+        </w:rPr>
+      </w:pPr>
+      <w:r>
+        <w:rPr>
+          <w:b/>
+          <w:bCs/>
+        </w:rPr>
+        <w:t>6. Experiment Tracking Summary</w:t>
+      </w:r>
+    </w:p>
+    <w:p>
+      <w:r>
+        <w:t xml:space="preserve">Model training runs and hyperparameters were tracked using </w:t>
+      </w:r>
+      <w:r>
+        <w:rPr>
+          <w:b/>
+          <w:bCs/>
+        </w:rPr>
         <w:t>MLflow</w:t>
       </w:r>
-      <w:proofErr w:type="spellEnd"/>
-      <w:r>
-        <w:t xml:space="preserve">, and dynamically selected the best-performing model to be serialized for the production </w:t>
-      </w:r>
-      <w:proofErr w:type="spellStart"/>
-      <w:r>
-        <w:t>API.</w:t>
-      </w:r>
-      <w:r>
-        <w:t>Evaluation</w:t>
-      </w:r>
-      <w:proofErr w:type="spellEnd"/>
-      <w:r>
-        <w:t>: The model's performance was evaluated using standard classification metrics, ensuring a balance between precision and recall, which is critical in healthcare diagnostics.</w:t>
-      </w:r>
-    </w:p>
-    <w:p>
-      <w:pPr>
-        <w:rPr>
-          <w:b/>
-          <w:bCs/>
-        </w:rPr>
-      </w:pPr>
-      <w:r>
-        <w:rPr>
-          <w:b/>
-          <w:bCs/>
-        </w:rPr>
-        <w:t>6. Experiment Tracking Summary</w:t>
-      </w:r>
-    </w:p>
-    <w:p>
-      <w:r>
-        <w:t xml:space="preserve">Model training runs and hyperparameters were tracked using </w:t>
-      </w:r>
-      <w:proofErr w:type="spellStart"/>
-      <w:r>
-        <w:rPr>
-          <w:b/>
-          <w:bCs/>
-        </w:rPr>
-        <w:t>MLflow</w:t>
-      </w:r>
-      <w:proofErr w:type="spellEnd"/>
       <w:r>
         <w:t>.</w:t>
       </w:r>
@@ -1810,15 +1979,7 @@
         </w:numPr>
       </w:pPr>
       <w:r>
-        <w:t>A local SQLite database (</w:t>
-      </w:r>
-      <w:proofErr w:type="spellStart"/>
-      <w:r>
-        <w:t>mlflow.db</w:t>
-      </w:r>
-      <w:proofErr w:type="spellEnd"/>
-      <w:r>
-        <w:t>) was utilized as the tracking backend to log experiment data.</w:t>
+        <w:t>A local SQLite database (mlflow.db) was utilized as the tracking backend to log experiment data.</w:t>
       </w:r>
     </w:p>
     <w:p>
@@ -1829,15 +1990,7 @@
         </w:numPr>
       </w:pPr>
       <w:r>
-        <w:t xml:space="preserve">During the training pipeline, </w:t>
-      </w:r>
-      <w:proofErr w:type="spellStart"/>
-      <w:r>
-        <w:t>MLflow</w:t>
-      </w:r>
-      <w:proofErr w:type="spellEnd"/>
-      <w:r>
-        <w:t xml:space="preserve"> logged parameters (like model hyperparameters) and evaluation metrics (like accuracy).</w:t>
+        <w:t>During the training pipeline, MLflow logged parameters (like model hyperparameters) and evaluation metrics (like accuracy).</w:t>
       </w:r>
     </w:p>
     <w:p>
@@ -1848,23 +2001,7 @@
         </w:numPr>
       </w:pPr>
       <w:r>
-        <w:t>The system automatically identifies the best-performing model from these tracked runs and serializes it as models/</w:t>
-      </w:r>
-      <w:proofErr w:type="spellStart"/>
-      <w:r>
-        <w:t>best_model.pkl</w:t>
-      </w:r>
-      <w:proofErr w:type="spellEnd"/>
-      <w:r>
-        <w:t xml:space="preserve"> to be served by the </w:t>
-      </w:r>
-      <w:proofErr w:type="spellStart"/>
-      <w:r>
-        <w:t>FastAPI</w:t>
-      </w:r>
-      <w:proofErr w:type="spellEnd"/>
-      <w:r>
-        <w:t xml:space="preserve"> application.</w:t>
+        <w:t>The system automatically identifies the best-performing model from these tracked runs and serializes it as models/best_model.pkl to be served by the FastAPI application.</w:t>
       </w:r>
     </w:p>
     <w:p>
@@ -1884,15 +2021,7 @@
     </w:p>
     <w:p>
       <w:r>
-        <w:t xml:space="preserve">Below is the high-level architecture of the </w:t>
-      </w:r>
-      <w:proofErr w:type="spellStart"/>
-      <w:r>
-        <w:t>MLOps</w:t>
-      </w:r>
-      <w:proofErr w:type="spellEnd"/>
-      <w:r>
-        <w:t xml:space="preserve"> pipeline:</w:t>
+        <w:t>Below is the high-level architecture of the MLOps pipeline:</w:t>
       </w:r>
     </w:p>
     <w:p>
@@ -1944,26 +2073,13 @@
     </w:p>
     <w:p>
       <w:r>
-        <w:t xml:space="preserve">[Model Training] -&gt; src/train.py (Trains Model, Tracks via </w:t>
-      </w:r>
-      <w:proofErr w:type="spellStart"/>
-      <w:r>
-        <w:t>MLflow</w:t>
-      </w:r>
-      <w:proofErr w:type="spellEnd"/>
-      <w:r>
-        <w:t xml:space="preserve">) </w:t>
-      </w:r>
-    </w:p>
-    <w:p>
-      <w:r>
-        <w:t xml:space="preserve">      │                   └──&gt; Logs to </w:t>
-      </w:r>
-      <w:proofErr w:type="spellStart"/>
-      <w:r>
-        <w:t>mlflow.db</w:t>
-      </w:r>
-      <w:proofErr w:type="spellEnd"/>
+        <w:t xml:space="preserve">[Model Training] -&gt; src/train.py (Trains Model, Tracks via MLflow) </w:t>
+      </w:r>
+    </w:p>
+    <w:p>
+      <w:r>
+        <w:t xml:space="preserve">      │                   └──&gt; Logs to mlflow.db</w:t>
+      </w:r>
     </w:p>
     <w:p>
       <w:r>
@@ -1978,15 +2094,7 @@
     </w:p>
     <w:p>
       <w:r>
-        <w:t>[Model Artifact] -&gt; models/</w:t>
-      </w:r>
-      <w:proofErr w:type="spellStart"/>
-      <w:r>
-        <w:t>best_model.pkl</w:t>
-      </w:r>
-      <w:proofErr w:type="spellEnd"/>
-      <w:r>
-        <w:t xml:space="preserve"> (Serialized Model)</w:t>
+        <w:t>[Model Artifact] -&gt; models/best_model.pkl (Serialized Model)</w:t>
       </w:r>
     </w:p>
     <w:p>
@@ -2007,15 +2115,7 @@
     </w:p>
     <w:p>
       <w:r>
-        <w:t>[Backend API] -&gt; src/api.py (</w:t>
-      </w:r>
-      <w:proofErr w:type="spellStart"/>
-      <w:r>
-        <w:t>FastAPI</w:t>
-      </w:r>
-      <w:proofErr w:type="spellEnd"/>
-      <w:r>
-        <w:t xml:space="preserve"> Application &amp; Prometheus Metrics)</w:t>
+        <w:t>[Backend API] -&gt; src/api.py (FastAPI Application &amp; Prometheus Metrics)</w:t>
       </w:r>
     </w:p>
     <w:p>
@@ -2036,23 +2136,7 @@
     </w:p>
     <w:p>
       <w:r>
-        <w:t xml:space="preserve">[Containerization] -&gt; </w:t>
-      </w:r>
-      <w:proofErr w:type="spellStart"/>
-      <w:r>
-        <w:t>Dockerfile</w:t>
-      </w:r>
-      <w:proofErr w:type="spellEnd"/>
-      <w:r>
-        <w:t xml:space="preserve"> (Builds heart-disease-</w:t>
-      </w:r>
-      <w:proofErr w:type="spellStart"/>
-      <w:r>
-        <w:t>api</w:t>
-      </w:r>
-      <w:proofErr w:type="spellEnd"/>
-      <w:r>
-        <w:t xml:space="preserve"> image)</w:t>
+        <w:t>[Containerization] -&gt; Dockerfile (Builds heart-disease-api image)</w:t>
       </w:r>
     </w:p>
     <w:p>
@@ -2094,23 +2178,7 @@
     </w:p>
     <w:p>
       <w:r>
-        <w:t xml:space="preserve">[Deployment] -&gt; Kubernetes / </w:t>
-      </w:r>
-      <w:proofErr w:type="spellStart"/>
-      <w:r>
-        <w:t>Minikube</w:t>
-      </w:r>
-      <w:proofErr w:type="spellEnd"/>
-      <w:r>
-        <w:t xml:space="preserve"> (2 Replicas, </w:t>
-      </w:r>
-      <w:proofErr w:type="spellStart"/>
-      <w:r>
-        <w:t>NodePort</w:t>
-      </w:r>
-      <w:proofErr w:type="spellEnd"/>
-      <w:r>
-        <w:t xml:space="preserve"> Service)</w:t>
+        <w:t>[Deployment] -&gt; Kubernetes / Minikube (2 Replicas, NodePort Service)</w:t>
       </w:r>
     </w:p>
     <w:p>
@@ -2124,6 +2192,73 @@
           <w:lang w:val="en-GB"/>
         </w:rPr>
       </w:pPr>
+    </w:p>
+    <w:p>
+      <w:pPr>
+        <w:rPr>
+          <w:lang w:val="en-GB"/>
+        </w:rPr>
+      </w:pPr>
+    </w:p>
+    <w:p>
+      <w:pPr>
+        <w:rPr>
+          <w:lang w:val="en-GB"/>
+        </w:rPr>
+      </w:pPr>
+      <w:r>
+        <w:rPr>
+          <w:lang w:val="en-GB"/>
+        </w:rPr>
+        <w:t>Docker –</w:t>
+      </w:r>
+    </w:p>
+    <w:p>
+      <w:pPr>
+        <w:rPr>
+          <w:lang w:val="en-GB"/>
+        </w:rPr>
+      </w:pPr>
+      <w:r>
+        <w:rPr>
+          <w:lang w:val="en-GB"/>
+        </w:rPr>
+        <w:drawing>
+          <wp:inline distT="0" distB="0" distL="0" distR="0" wp14:anchorId="7004C6C7" wp14:editId="024AADB1">
+            <wp:extent cx="14578323" cy="8207451"/>
+            <wp:effectExtent l="0" t="0" r="0" b="3175"/>
+            <wp:docPr id="1028344185" name="Picture 1"/>
+            <wp:cNvGraphicFramePr>
+              <a:graphicFrameLocks xmlns:a="http://schemas.openxmlformats.org/drawingml/2006/main" noChangeAspect="1"/>
+            </wp:cNvGraphicFramePr>
+            <a:graphic xmlns:a="http://schemas.openxmlformats.org/drawingml/2006/main">
+              <a:graphicData uri="http://schemas.openxmlformats.org/drawingml/2006/picture">
+                <pic:pic xmlns:pic="http://schemas.openxmlformats.org/drawingml/2006/picture">
+                  <pic:nvPicPr>
+                    <pic:cNvPr id="1028344185" name=""/>
+                    <pic:cNvPicPr/>
+                  </pic:nvPicPr>
+                  <pic:blipFill>
+                    <a:blip r:embed="rId26"/>
+                    <a:stretch>
+                      <a:fillRect/>
+                    </a:stretch>
+                  </pic:blipFill>
+                  <pic:spPr>
+                    <a:xfrm>
+                      <a:off x="0" y="0"/>
+                      <a:ext cx="14578323" cy="8207451"/>
+                    </a:xfrm>
+                    <a:prstGeom prst="rect">
+                      <a:avLst/>
+                    </a:prstGeom>
+                  </pic:spPr>
+                </pic:pic>
+              </a:graphicData>
+            </a:graphic>
+          </wp:inline>
+        </w:drawing>
+      </w:r>
     </w:p>
     <w:sectPr>
       <w:pgSz w:w="11906" w:h="16838"/>

--- a/Screenshots.docx
+++ b/Screenshots.docx
@@ -19,7 +19,23 @@
     </w:p>
     <w:p>
       <w:r>
-        <w:t>This repository contains an end-to-end MLOps pipeline for predicting heart disease using a FastAPI backend, Docker containerization, and a Kubernetes deployment.</w:t>
+        <w:t xml:space="preserve">This repository contains an end-to-end </w:t>
+      </w:r>
+      <w:proofErr w:type="spellStart"/>
+      <w:r>
+        <w:t>MLOps</w:t>
+      </w:r>
+      <w:proofErr w:type="spellEnd"/>
+      <w:r>
+        <w:t xml:space="preserve"> pipeline for predicting heart disease using a </w:t>
+      </w:r>
+      <w:proofErr w:type="spellStart"/>
+      <w:r>
+        <w:t>FastAPI</w:t>
+      </w:r>
+      <w:proofErr w:type="spellEnd"/>
+      <w:r>
+        <w:t xml:space="preserve"> backend, Docker containerization, and a Kubernetes deployment.</w:t>
       </w:r>
     </w:p>
     <w:p>
@@ -100,13 +116,31 @@
           <w:numId w:val="1"/>
         </w:numPr>
       </w:pPr>
-      <w:r>
-        <w:rPr>
-          <w:b/>
-          <w:bCs/>
-        </w:rPr>
-        <w:t>Minikube &amp; Kubectl</w:t>
-      </w:r>
+      <w:proofErr w:type="spellStart"/>
+      <w:r>
+        <w:rPr>
+          <w:b/>
+          <w:bCs/>
+        </w:rPr>
+        <w:t>Minikube</w:t>
+      </w:r>
+      <w:proofErr w:type="spellEnd"/>
+      <w:r>
+        <w:rPr>
+          <w:b/>
+          <w:bCs/>
+        </w:rPr>
+        <w:t xml:space="preserve"> &amp; </w:t>
+      </w:r>
+      <w:proofErr w:type="spellStart"/>
+      <w:r>
+        <w:rPr>
+          <w:b/>
+          <w:bCs/>
+        </w:rPr>
+        <w:t>Kubectl</w:t>
+      </w:r>
+      <w:proofErr w:type="spellEnd"/>
       <w:r>
         <w:t xml:space="preserve"> (for local Kubernetes deployment)</w:t>
       </w:r>
@@ -153,8 +187,13 @@
     </w:p>
     <w:p>
       <w:r>
-        <w:t>cd heart-disease-mlops</w:t>
-      </w:r>
+        <w:t>cd heart-disease-</w:t>
+      </w:r>
+      <w:proofErr w:type="spellStart"/>
+      <w:r>
+        <w:t>mlops</w:t>
+      </w:r>
+      <w:proofErr w:type="spellEnd"/>
     </w:p>
     <w:p>
       <w:pPr>
@@ -178,8 +217,21 @@
     </w:p>
     <w:p>
       <w:r>
-        <w:t>python -m venv venv</w:t>
-      </w:r>
+        <w:t xml:space="preserve">python -m </w:t>
+      </w:r>
+      <w:proofErr w:type="spellStart"/>
+      <w:r>
+        <w:t>venv</w:t>
+      </w:r>
+      <w:proofErr w:type="spellEnd"/>
+      <w:r>
+        <w:t xml:space="preserve"> </w:t>
+      </w:r>
+      <w:proofErr w:type="spellStart"/>
+      <w:r>
+        <w:t>venv</w:t>
+      </w:r>
+      <w:proofErr w:type="spellEnd"/>
     </w:p>
     <w:p>
       <w:r>
@@ -188,7 +240,15 @@
     </w:p>
     <w:p>
       <w:r>
-        <w:t>.\venv\Scripts\activate</w:t>
+        <w:t>.\</w:t>
+      </w:r>
+      <w:proofErr w:type="spellStart"/>
+      <w:r>
+        <w:t>venv</w:t>
+      </w:r>
+      <w:proofErr w:type="spellEnd"/>
+      <w:r>
+        <w:t>\Scripts\activate</w:t>
       </w:r>
     </w:p>
     <w:p>
@@ -198,7 +258,15 @@
     </w:p>
     <w:p>
       <w:r>
-        <w:t>source venv/bin/activate</w:t>
+        <w:t xml:space="preserve">source </w:t>
+      </w:r>
+      <w:proofErr w:type="spellStart"/>
+      <w:r>
+        <w:t>venv</w:t>
+      </w:r>
+      <w:proofErr w:type="spellEnd"/>
+      <w:r>
+        <w:t>/bin/activate</w:t>
       </w:r>
     </w:p>
     <w:p>
@@ -277,8 +345,21 @@
       </w:r>
     </w:p>
     <w:p>
-      <w:r>
-        <w:t>uvicorn src.api:app --reload</w:t>
+      <w:proofErr w:type="spellStart"/>
+      <w:r>
+        <w:t>uvicorn</w:t>
+      </w:r>
+      <w:proofErr w:type="spellEnd"/>
+      <w:r>
+        <w:t xml:space="preserve"> </w:t>
+      </w:r>
+      <w:proofErr w:type="spellStart"/>
+      <w:r>
+        <w:t>src.api:app</w:t>
+      </w:r>
+      <w:proofErr w:type="spellEnd"/>
+      <w:r>
+        <w:t xml:space="preserve"> --reload</w:t>
       </w:r>
     </w:p>
     <w:p>
@@ -324,6 +405,7 @@
         <w:rPr>
           <w:i/>
           <w:iCs/>
+          <w:noProof/>
         </w:rPr>
         <w:drawing>
           <wp:inline distT="0" distB="0" distL="0" distR="0" wp14:anchorId="2B89C322" wp14:editId="5F0FBA0E">
@@ -381,6 +463,7 @@
         <w:rPr>
           <w:i/>
           <w:iCs/>
+          <w:noProof/>
         </w:rPr>
         <w:drawing>
           <wp:inline distT="0" distB="0" distL="0" distR="0" wp14:anchorId="1AC911BA" wp14:editId="2EB9C4B1">
@@ -430,6 +513,7 @@
         <w:rPr>
           <w:i/>
           <w:iCs/>
+          <w:noProof/>
         </w:rPr>
         <w:drawing>
           <wp:inline distT="0" distB="0" distL="0" distR="0" wp14:anchorId="6D97C002" wp14:editId="71AE0223">
@@ -506,11 +590,22 @@
     </w:p>
     <w:p>
       <w:r>
-        <w:t>docker build -t heart-disease-api .</w:t>
-      </w:r>
-    </w:p>
-    <w:p>
-      <w:r>
+        <w:t>docker build -t heart-disease-</w:t>
+      </w:r>
+      <w:proofErr w:type="spellStart"/>
+      <w:r>
+        <w:t>api</w:t>
+      </w:r>
+      <w:proofErr w:type="spellEnd"/>
+      <w:r>
+        <w:t xml:space="preserve"> .</w:t>
+      </w:r>
+    </w:p>
+    <w:p>
+      <w:r>
+        <w:rPr>
+          <w:noProof/>
+        </w:rPr>
         <w:drawing>
           <wp:inline distT="0" distB="0" distL="0" distR="0" wp14:anchorId="7D6149BE" wp14:editId="18570725">
             <wp:extent cx="12200677" cy="4282811"/>
@@ -570,11 +665,19 @@
     </w:p>
     <w:p>
       <w:r>
-        <w:t>docker run -p 8000:8000 heart-disease-api</w:t>
-      </w:r>
-    </w:p>
-    <w:p>
-      <w:r>
+        <w:t>docker run -p 8000:8000 heart-disease-</w:t>
+      </w:r>
+      <w:proofErr w:type="spellStart"/>
+      <w:r>
+        <w:t>api</w:t>
+      </w:r>
+      <w:proofErr w:type="spellEnd"/>
+    </w:p>
+    <w:p>
+      <w:r>
+        <w:rPr>
+          <w:noProof/>
+        </w:rPr>
         <w:drawing>
           <wp:inline distT="0" distB="0" distL="0" distR="0" wp14:anchorId="656A5027" wp14:editId="3A91C30F">
             <wp:extent cx="12208298" cy="3932261"/>
@@ -614,6 +717,9 @@
     </w:p>
     <w:p>
       <w:r>
+        <w:rPr>
+          <w:noProof/>
+        </w:rPr>
         <w:drawing>
           <wp:inline distT="0" distB="0" distL="0" distR="0" wp14:anchorId="005FB813" wp14:editId="73255BD5">
             <wp:extent cx="14303980" cy="7338696"/>
@@ -663,7 +769,23 @@
           <w:b/>
           <w:bCs/>
         </w:rPr>
-        <w:t>Option C: Kubernetes Setup (Production/Minikube)</w:t>
+        <w:t>Option C: Kubernetes Setup (Production/</w:t>
+      </w:r>
+      <w:proofErr w:type="spellStart"/>
+      <w:r>
+        <w:rPr>
+          <w:b/>
+          <w:bCs/>
+        </w:rPr>
+        <w:t>Minikube</w:t>
+      </w:r>
+      <w:proofErr w:type="spellEnd"/>
+      <w:r>
+        <w:rPr>
+          <w:b/>
+          <w:bCs/>
+        </w:rPr>
+        <w:t>)</w:t>
       </w:r>
     </w:p>
     <w:p>
@@ -678,7 +800,23 @@
           <w:b/>
           <w:bCs/>
         </w:rPr>
-        <w:t>Start Minikube:</w:t>
+        <w:t xml:space="preserve">Start </w:t>
+      </w:r>
+      <w:proofErr w:type="spellStart"/>
+      <w:r>
+        <w:rPr>
+          <w:b/>
+          <w:bCs/>
+        </w:rPr>
+        <w:t>Minikube</w:t>
+      </w:r>
+      <w:proofErr w:type="spellEnd"/>
+      <w:r>
+        <w:rPr>
+          <w:b/>
+          <w:bCs/>
+        </w:rPr>
+        <w:t>:</w:t>
       </w:r>
     </w:p>
     <w:p>
@@ -687,8 +825,13 @@
       </w:r>
     </w:p>
     <w:p>
-      <w:r>
-        <w:t>minikube start</w:t>
+      <w:proofErr w:type="spellStart"/>
+      <w:r>
+        <w:t>minikube</w:t>
+      </w:r>
+      <w:proofErr w:type="spellEnd"/>
+      <w:r>
+        <w:t xml:space="preserve"> start</w:t>
       </w:r>
     </w:p>
     <w:p>
@@ -703,7 +846,23 @@
           <w:b/>
           <w:bCs/>
         </w:rPr>
-        <w:t>Load the Docker image into Minikube's local registry:</w:t>
+        <w:t xml:space="preserve">Load the Docker image into </w:t>
+      </w:r>
+      <w:proofErr w:type="spellStart"/>
+      <w:r>
+        <w:rPr>
+          <w:b/>
+          <w:bCs/>
+        </w:rPr>
+        <w:t>Minikube's</w:t>
+      </w:r>
+      <w:proofErr w:type="spellEnd"/>
+      <w:r>
+        <w:rPr>
+          <w:b/>
+          <w:bCs/>
+        </w:rPr>
+        <w:t xml:space="preserve"> local registry:</w:t>
       </w:r>
     </w:p>
     <w:p>
@@ -712,9 +871,19 @@
       </w:r>
     </w:p>
     <w:p>
-      <w:r>
-        <w:t>minikube image load heart-disease-api:latest</w:t>
-      </w:r>
+      <w:proofErr w:type="spellStart"/>
+      <w:r>
+        <w:t>minikube</w:t>
+      </w:r>
+      <w:proofErr w:type="spellEnd"/>
+      <w:r>
+        <w:t xml:space="preserve"> image load </w:t>
+      </w:r>
+      <w:proofErr w:type="spellStart"/>
+      <w:r>
+        <w:t>heart-disease-api:latest</w:t>
+      </w:r>
+      <w:proofErr w:type="spellEnd"/>
     </w:p>
     <w:p>
       <w:pPr>
@@ -737,8 +906,13 @@
       </w:r>
     </w:p>
     <w:p>
-      <w:r>
-        <w:t>kubectl apply -f k8s_deployment.yaml</w:t>
+      <w:proofErr w:type="spellStart"/>
+      <w:r>
+        <w:t>kubectl</w:t>
+      </w:r>
+      <w:proofErr w:type="spellEnd"/>
+      <w:r>
+        <w:t xml:space="preserve"> apply -f k8s_deployment.yaml</w:t>
       </w:r>
     </w:p>
     <w:p>
@@ -762,13 +936,21 @@
       </w:r>
     </w:p>
     <w:p>
-      <w:r>
-        <w:t>kubectl get pods</w:t>
+      <w:proofErr w:type="spellStart"/>
+      <w:r>
+        <w:t>kubectl</w:t>
+      </w:r>
+      <w:proofErr w:type="spellEnd"/>
+      <w:r>
+        <w:t xml:space="preserve"> get pods</w:t>
       </w:r>
     </w:p>
     <w:p/>
     <w:p>
       <w:r>
+        <w:rPr>
+          <w:noProof/>
+        </w:rPr>
         <w:drawing>
           <wp:inline distT="0" distB="0" distL="0" distR="0" wp14:anchorId="4B6499D8" wp14:editId="6D6EC91C">
             <wp:extent cx="14403048" cy="7773074"/>
@@ -827,13 +1009,29 @@
       </w:r>
     </w:p>
     <w:p>
-      <w:r>
-        <w:t>minikube service heart-disease-api-service</w:t>
+      <w:proofErr w:type="spellStart"/>
+      <w:r>
+        <w:t>minikube</w:t>
+      </w:r>
+      <w:proofErr w:type="spellEnd"/>
+      <w:r>
+        <w:t xml:space="preserve"> service heart-disease-</w:t>
+      </w:r>
+      <w:proofErr w:type="spellStart"/>
+      <w:r>
+        <w:t>api</w:t>
+      </w:r>
+      <w:proofErr w:type="spellEnd"/>
+      <w:r>
+        <w:t>-service</w:t>
       </w:r>
     </w:p>
     <w:p/>
     <w:p>
       <w:r>
+        <w:rPr>
+          <w:noProof/>
+        </w:rPr>
         <w:drawing>
           <wp:inline distT="0" distB="0" distL="0" distR="0" wp14:anchorId="74C873F1" wp14:editId="4914EB6C">
             <wp:extent cx="6569009" cy="1813717"/>
@@ -874,6 +1072,9 @@
     <w:p/>
     <w:p>
       <w:r>
+        <w:rPr>
+          <w:noProof/>
+        </w:rPr>
         <w:drawing>
           <wp:inline distT="0" distB="0" distL="0" distR="0" wp14:anchorId="3B875D48" wp14:editId="53126248">
             <wp:extent cx="14364945" cy="7376799"/>
@@ -913,6 +1114,9 @@
     </w:p>
     <w:p>
       <w:r>
+        <w:rPr>
+          <w:noProof/>
+        </w:rPr>
         <w:drawing>
           <wp:inline distT="0" distB="0" distL="0" distR="0" wp14:anchorId="3FC1C43B" wp14:editId="0791DBB0">
             <wp:extent cx="14121084" cy="7712108"/>
@@ -952,6 +1156,9 @@
     </w:p>
     <w:p>
       <w:r>
+        <w:rPr>
+          <w:noProof/>
+        </w:rPr>
         <w:drawing>
           <wp:inline distT="0" distB="0" distL="0" distR="0" wp14:anchorId="4741268F" wp14:editId="29710947">
             <wp:extent cx="14288738" cy="7719729"/>
@@ -991,6 +1198,9 @@
     </w:p>
     <w:p>
       <w:r>
+        <w:rPr>
+          <w:noProof/>
+        </w:rPr>
         <w:drawing>
           <wp:inline distT="0" distB="0" distL="0" distR="0" wp14:anchorId="55CBD743" wp14:editId="080E0268">
             <wp:extent cx="13648603" cy="7773074"/>
@@ -1049,7 +1259,23 @@
           <w:b/>
           <w:bCs/>
         </w:rPr>
-        <w:t>2. System Architecture &amp; MLOps Pipeline</w:t>
+        <w:t xml:space="preserve">2. System Architecture &amp; </w:t>
+      </w:r>
+      <w:proofErr w:type="spellStart"/>
+      <w:r>
+        <w:rPr>
+          <w:b/>
+          <w:bCs/>
+        </w:rPr>
+        <w:t>MLOps</w:t>
+      </w:r>
+      <w:proofErr w:type="spellEnd"/>
+      <w:r>
+        <w:rPr>
+          <w:b/>
+          <w:bCs/>
+        </w:rPr>
+        <w:t xml:space="preserve"> Pipeline</w:t>
       </w:r>
     </w:p>
     <w:p>
@@ -1090,7 +1316,15 @@
         <w:t>Model Training:</w:t>
       </w:r>
       <w:r>
-        <w:t xml:space="preserve"> The train.py script splits the data, trains a machine learning model, evaluates its accuracy, and serializes the best-performing model using joblib.</w:t>
+        <w:t xml:space="preserve"> The train.py script splits the data, trains a machine learning model, evaluates its accuracy, and serializes the best-performing model using </w:t>
+      </w:r>
+      <w:proofErr w:type="spellStart"/>
+      <w:r>
+        <w:t>joblib</w:t>
+      </w:r>
+      <w:proofErr w:type="spellEnd"/>
+      <w:r>
+        <w:t>.</w:t>
       </w:r>
     </w:p>
     <w:p>
@@ -1110,6 +1344,7 @@
       <w:r>
         <w:t xml:space="preserve"> A robust REST API built with </w:t>
       </w:r>
+      <w:proofErr w:type="spellStart"/>
       <w:r>
         <w:rPr>
           <w:b/>
@@ -1117,8 +1352,17 @@
         </w:rPr>
         <w:t>FastAPI</w:t>
       </w:r>
-      <w:r>
-        <w:t xml:space="preserve"> serves the model. It includes data validation via Pydantic and returns both the prediction and the model's confidence score.</w:t>
+      <w:proofErr w:type="spellEnd"/>
+      <w:r>
+        <w:t xml:space="preserve"> serves the model. It includes data validation via </w:t>
+      </w:r>
+      <w:proofErr w:type="spellStart"/>
+      <w:r>
+        <w:t>Pydantic</w:t>
+      </w:r>
+      <w:proofErr w:type="spellEnd"/>
+      <w:r>
+        <w:t xml:space="preserve"> and returns both the prediction and the model's confidence score.</w:t>
       </w:r>
     </w:p>
     <w:p>
@@ -1174,7 +1418,15 @@
         <w:t>GitHub Actions</w:t>
       </w:r>
       <w:r>
-        <w:t xml:space="preserve"> workflow is configured to trigger on every push to the main branch. It automatically sets up the Python environment, runs the data pipeline, trains the model, executes pytest unit tests, and builds the Docker image.</w:t>
+        <w:t xml:space="preserve"> workflow is configured to trigger on every push to the main branch. It automatically sets up the Python environment, runs the data pipeline, trains the model, executes </w:t>
+      </w:r>
+      <w:proofErr w:type="spellStart"/>
+      <w:r>
+        <w:t>pytest</w:t>
+      </w:r>
+      <w:proofErr w:type="spellEnd"/>
+      <w:r>
+        <w:t xml:space="preserve"> unit tests, and builds the Docker image.</w:t>
       </w:r>
     </w:p>
     <w:p>
@@ -1202,7 +1454,23 @@
         <w:t>Kubernetes</w:t>
       </w:r>
       <w:r>
-        <w:t xml:space="preserve"> cluster (Minikube). The deployment configuration (k8s_deployment.yaml) manages a replica set of 2 pods for high availability and exposes the application via a NodePort service.</w:t>
+        <w:t xml:space="preserve"> cluster (</w:t>
+      </w:r>
+      <w:proofErr w:type="spellStart"/>
+      <w:r>
+        <w:t>Minikube</w:t>
+      </w:r>
+      <w:proofErr w:type="spellEnd"/>
+      <w:r>
+        <w:t xml:space="preserve">). The deployment configuration (k8s_deployment.yaml) manages a replica set of 2 pods for high availability and exposes the application via a </w:t>
+      </w:r>
+      <w:proofErr w:type="spellStart"/>
+      <w:r>
+        <w:t>NodePort</w:t>
+      </w:r>
+      <w:proofErr w:type="spellEnd"/>
+      <w:r>
+        <w:t xml:space="preserve"> service.</w:t>
       </w:r>
     </w:p>
     <w:p>
@@ -1220,7 +1488,15 @@
         <w:t>Observability:</w:t>
       </w:r>
       <w:r>
-        <w:t xml:space="preserve"> The API integrates prometheus-fastapi-instrumentator and Python's logging module to track HTTP request metrics, latency, and prediction events at the /metrics endpoint.</w:t>
+        <w:t xml:space="preserve"> The API integrates </w:t>
+      </w:r>
+      <w:proofErr w:type="spellStart"/>
+      <w:r>
+        <w:t>prometheus-fastapi-instrumentator</w:t>
+      </w:r>
+      <w:proofErr w:type="spellEnd"/>
+      <w:r>
+        <w:t xml:space="preserve"> and Python's logging module to track HTTP request metrics, latency, and prediction events at the /metrics endpoint.</w:t>
       </w:r>
     </w:p>
     <w:p>
@@ -1273,8 +1549,13 @@
         <w:t>Content-Type:</w:t>
       </w:r>
       <w:r>
-        <w:t xml:space="preserve"> application/json</w:t>
-      </w:r>
+        <w:t xml:space="preserve"> application/</w:t>
+      </w:r>
+      <w:proofErr w:type="spellStart"/>
+      <w:r>
+        <w:t>json</w:t>
+      </w:r>
+      <w:proofErr w:type="spellEnd"/>
     </w:p>
     <w:p>
       <w:pPr>
@@ -1318,37 +1599,93 @@
     </w:p>
     <w:p>
       <w:r>
-        <w:t xml:space="preserve">  "trestbps": 145,</w:t>
-      </w:r>
-    </w:p>
-    <w:p>
-      <w:r>
-        <w:t xml:space="preserve">  "chol": 233,</w:t>
-      </w:r>
-    </w:p>
-    <w:p>
-      <w:r>
-        <w:t xml:space="preserve">  "fbs": 1,</w:t>
-      </w:r>
-    </w:p>
-    <w:p>
-      <w:r>
-        <w:t xml:space="preserve">  "restecg": 0,</w:t>
-      </w:r>
-    </w:p>
-    <w:p>
-      <w:r>
-        <w:t xml:space="preserve">  "thalach": 150,</w:t>
-      </w:r>
-    </w:p>
-    <w:p>
-      <w:r>
-        <w:t xml:space="preserve">  "exang": 0,</w:t>
-      </w:r>
-    </w:p>
-    <w:p>
-      <w:r>
-        <w:t xml:space="preserve">  "oldpeak": 2.3,</w:t>
+        <w:t xml:space="preserve">  "</w:t>
+      </w:r>
+      <w:proofErr w:type="spellStart"/>
+      <w:r>
+        <w:t>trestbps</w:t>
+      </w:r>
+      <w:proofErr w:type="spellEnd"/>
+      <w:r>
+        <w:t>": 145,</w:t>
+      </w:r>
+    </w:p>
+    <w:p>
+      <w:r>
+        <w:t xml:space="preserve">  "</w:t>
+      </w:r>
+      <w:proofErr w:type="spellStart"/>
+      <w:r>
+        <w:t>chol</w:t>
+      </w:r>
+      <w:proofErr w:type="spellEnd"/>
+      <w:r>
+        <w:t>": 233,</w:t>
+      </w:r>
+    </w:p>
+    <w:p>
+      <w:r>
+        <w:t xml:space="preserve">  "</w:t>
+      </w:r>
+      <w:proofErr w:type="spellStart"/>
+      <w:r>
+        <w:t>fbs</w:t>
+      </w:r>
+      <w:proofErr w:type="spellEnd"/>
+      <w:r>
+        <w:t>": 1,</w:t>
+      </w:r>
+    </w:p>
+    <w:p>
+      <w:r>
+        <w:t xml:space="preserve">  "</w:t>
+      </w:r>
+      <w:proofErr w:type="spellStart"/>
+      <w:r>
+        <w:t>restecg</w:t>
+      </w:r>
+      <w:proofErr w:type="spellEnd"/>
+      <w:r>
+        <w:t>": 0,</w:t>
+      </w:r>
+    </w:p>
+    <w:p>
+      <w:r>
+        <w:t xml:space="preserve">  "</w:t>
+      </w:r>
+      <w:proofErr w:type="spellStart"/>
+      <w:r>
+        <w:t>thalach</w:t>
+      </w:r>
+      <w:proofErr w:type="spellEnd"/>
+      <w:r>
+        <w:t>": 150,</w:t>
+      </w:r>
+    </w:p>
+    <w:p>
+      <w:r>
+        <w:t xml:space="preserve">  "</w:t>
+      </w:r>
+      <w:proofErr w:type="spellStart"/>
+      <w:r>
+        <w:t>exang</w:t>
+      </w:r>
+      <w:proofErr w:type="spellEnd"/>
+      <w:r>
+        <w:t>": 0,</w:t>
+      </w:r>
+    </w:p>
+    <w:p>
+      <w:r>
+        <w:t xml:space="preserve">  "</w:t>
+      </w:r>
+      <w:proofErr w:type="spellStart"/>
+      <w:r>
+        <w:t>oldpeak</w:t>
+      </w:r>
+      <w:proofErr w:type="spellEnd"/>
+      <w:r>
+        <w:t>": 2.3,</w:t>
       </w:r>
     </w:p>
     <w:p>
@@ -1363,7 +1700,15 @@
     </w:p>
     <w:p>
       <w:r>
-        <w:t xml:space="preserve">  "thal": 1</w:t>
+        <w:t xml:space="preserve">  "</w:t>
+      </w:r>
+      <w:proofErr w:type="spellStart"/>
+      <w:r>
+        <w:t>thal</w:t>
+      </w:r>
+      <w:proofErr w:type="spellEnd"/>
+      <w:r>
+        <w:t>": 1</w:t>
       </w:r>
     </w:p>
     <w:p>
@@ -1838,7 +2183,15 @@
     </w:p>
     <w:p>
       <w:r>
-        <w:t>The dataset used is the UCI Heart Disease dataset. During the EDA and cleaning phase (documented in notebooks/01_eda_and_cleaning.ipynb and automated in src/download_data.py), the following steps were taken:</w:t>
+        <w:t xml:space="preserve">The dataset used is the UCI Heart Disease dataset. During the EDA and cleaning phase (documented in notebooks/01_eda_and_cleaning.ipynb and automated in </w:t>
+      </w:r>
+      <w:proofErr w:type="spellStart"/>
+      <w:r>
+        <w:t>src</w:t>
+      </w:r>
+      <w:proofErr w:type="spellEnd"/>
+      <w:r>
+        <w:t>/download_data.py), the following steps were taken:</w:t>
       </w:r>
     </w:p>
     <w:p>
@@ -1879,6 +2232,146 @@
     </w:p>
     <w:p>
       <w:pPr>
+        <w:ind w:left="360"/>
+      </w:pPr>
+      <w:r>
+        <w:rPr>
+          <w:noProof/>
+        </w:rPr>
+        <w:drawing>
+          <wp:inline distT="0" distB="0" distL="0" distR="0" wp14:anchorId="42BDEFF0" wp14:editId="0BAAAB13">
+            <wp:extent cx="5172075" cy="3781425"/>
+            <wp:effectExtent l="0" t="0" r="9525" b="9525"/>
+            <wp:docPr id="844433389" name="Picture 1"/>
+            <wp:cNvGraphicFramePr>
+              <a:graphicFrameLocks xmlns:a="http://schemas.openxmlformats.org/drawingml/2006/main" noChangeAspect="1"/>
+            </wp:cNvGraphicFramePr>
+            <a:graphic xmlns:a="http://schemas.openxmlformats.org/drawingml/2006/main">
+              <a:graphicData uri="http://schemas.openxmlformats.org/drawingml/2006/picture">
+                <pic:pic xmlns:pic="http://schemas.openxmlformats.org/drawingml/2006/picture">
+                  <pic:nvPicPr>
+                    <pic:cNvPr id="844433389" name=""/>
+                    <pic:cNvPicPr/>
+                  </pic:nvPicPr>
+                  <pic:blipFill>
+                    <a:blip r:embed="rId26"/>
+                    <a:stretch>
+                      <a:fillRect/>
+                    </a:stretch>
+                  </pic:blipFill>
+                  <pic:spPr>
+                    <a:xfrm>
+                      <a:off x="0" y="0"/>
+                      <a:ext cx="5172075" cy="3781425"/>
+                    </a:xfrm>
+                    <a:prstGeom prst="rect">
+                      <a:avLst/>
+                    </a:prstGeom>
+                  </pic:spPr>
+                </pic:pic>
+              </a:graphicData>
+            </a:graphic>
+          </wp:inline>
+        </w:drawing>
+      </w:r>
+    </w:p>
+    <w:p>
+      <w:pPr>
+        <w:ind w:left="360"/>
+      </w:pPr>
+    </w:p>
+    <w:p>
+      <w:pPr>
+        <w:ind w:left="360"/>
+      </w:pPr>
+      <w:r>
+        <w:rPr>
+          <w:noProof/>
+        </w:rPr>
+        <w:drawing>
+          <wp:inline distT="0" distB="0" distL="0" distR="0" wp14:anchorId="24A33971" wp14:editId="24DF6E3B">
+            <wp:extent cx="14116050" cy="11220450"/>
+            <wp:effectExtent l="0" t="0" r="0" b="0"/>
+            <wp:docPr id="630994453" name="Picture 1"/>
+            <wp:cNvGraphicFramePr>
+              <a:graphicFrameLocks xmlns:a="http://schemas.openxmlformats.org/drawingml/2006/main" noChangeAspect="1"/>
+            </wp:cNvGraphicFramePr>
+            <a:graphic xmlns:a="http://schemas.openxmlformats.org/drawingml/2006/main">
+              <a:graphicData uri="http://schemas.openxmlformats.org/drawingml/2006/picture">
+                <pic:pic xmlns:pic="http://schemas.openxmlformats.org/drawingml/2006/picture">
+                  <pic:nvPicPr>
+                    <pic:cNvPr id="630994453" name=""/>
+                    <pic:cNvPicPr/>
+                  </pic:nvPicPr>
+                  <pic:blipFill>
+                    <a:blip r:embed="rId27"/>
+                    <a:stretch>
+                      <a:fillRect/>
+                    </a:stretch>
+                  </pic:blipFill>
+                  <pic:spPr>
+                    <a:xfrm>
+                      <a:off x="0" y="0"/>
+                      <a:ext cx="14116050" cy="11220450"/>
+                    </a:xfrm>
+                    <a:prstGeom prst="rect">
+                      <a:avLst/>
+                    </a:prstGeom>
+                  </pic:spPr>
+                </pic:pic>
+              </a:graphicData>
+            </a:graphic>
+          </wp:inline>
+        </w:drawing>
+      </w:r>
+    </w:p>
+    <w:p>
+      <w:pPr>
+        <w:ind w:left="360"/>
+      </w:pPr>
+      <w:r>
+        <w:rPr>
+          <w:noProof/>
+        </w:rPr>
+        <w:drawing>
+          <wp:inline distT="0" distB="0" distL="0" distR="0" wp14:anchorId="05325E34" wp14:editId="78549348">
+            <wp:extent cx="10077450" cy="7972425"/>
+            <wp:effectExtent l="0" t="0" r="0" b="9525"/>
+            <wp:docPr id="2116169375" name="Picture 1"/>
+            <wp:cNvGraphicFramePr>
+              <a:graphicFrameLocks xmlns:a="http://schemas.openxmlformats.org/drawingml/2006/main" noChangeAspect="1"/>
+            </wp:cNvGraphicFramePr>
+            <a:graphic xmlns:a="http://schemas.openxmlformats.org/drawingml/2006/main">
+              <a:graphicData uri="http://schemas.openxmlformats.org/drawingml/2006/picture">
+                <pic:pic xmlns:pic="http://schemas.openxmlformats.org/drawingml/2006/picture">
+                  <pic:nvPicPr>
+                    <pic:cNvPr id="2116169375" name=""/>
+                    <pic:cNvPicPr/>
+                  </pic:nvPicPr>
+                  <pic:blipFill>
+                    <a:blip r:embed="rId28"/>
+                    <a:stretch>
+                      <a:fillRect/>
+                    </a:stretch>
+                  </pic:blipFill>
+                  <pic:spPr>
+                    <a:xfrm>
+                      <a:off x="0" y="0"/>
+                      <a:ext cx="10077450" cy="7972425"/>
+                    </a:xfrm>
+                    <a:prstGeom prst="rect">
+                      <a:avLst/>
+                    </a:prstGeom>
+                  </pic:spPr>
+                </pic:pic>
+              </a:graphicData>
+            </a:graphic>
+          </wp:inline>
+        </w:drawing>
+      </w:r>
+    </w:p>
+    <w:p>
+      <w:pPr>
         <w:rPr>
           <w:b/>
           <w:bCs/>
@@ -1935,10 +2428,34 @@
         <w:t xml:space="preserve"> </w:t>
       </w:r>
       <w:r>
-        <w:t>An automated champion/challenger approach was implemented. Both a Logistic Regression model (to establish a highly interpretable baseline) and a Random Forest Classifier (to capture complex, non-linear relationships) were trained within a pipeline containing a StandardScaler. The system automatically compared their performance using the ROC-AUC metric via MLflow, and dynamically selected the best-performing model to be serialized for the production API.</w:t>
-      </w:r>
-      <w:r>
-        <w:t>Evaluation: The model's performance was evaluated using standard classification metrics, ensuring a balance between precision and recall, which is critical in healthcare diagnostics.</w:t>
+        <w:t xml:space="preserve">An automated champion/challenger approach was implemented. Both a Logistic Regression model (to establish a highly interpretable baseline) and a Random Forest Classifier (to capture complex, non-linear relationships) were trained within a pipeline containing a </w:t>
+      </w:r>
+      <w:proofErr w:type="spellStart"/>
+      <w:r>
+        <w:t>StandardScaler</w:t>
+      </w:r>
+      <w:proofErr w:type="spellEnd"/>
+      <w:r>
+        <w:t xml:space="preserve">. The system automatically compared their performance using the ROC-AUC metric via </w:t>
+      </w:r>
+      <w:proofErr w:type="spellStart"/>
+      <w:r>
+        <w:t>MLflow</w:t>
+      </w:r>
+      <w:proofErr w:type="spellEnd"/>
+      <w:r>
+        <w:t xml:space="preserve">, and dynamically selected the best-performing model to be serialized for the production </w:t>
+      </w:r>
+      <w:proofErr w:type="spellStart"/>
+      <w:r>
+        <w:t>API.</w:t>
+      </w:r>
+      <w:r>
+        <w:t>Evaluation</w:t>
+      </w:r>
+      <w:proofErr w:type="spellEnd"/>
+      <w:r>
+        <w:t>: The model's performance was evaluated using standard classification metrics, ensuring a balance between precision and recall, which is critical in healthcare diagnostics.</w:t>
       </w:r>
     </w:p>
     <w:p>
@@ -1960,6 +2477,7 @@
       <w:r>
         <w:t xml:space="preserve">Model training runs and hyperparameters were tracked using </w:t>
       </w:r>
+      <w:proofErr w:type="spellStart"/>
       <w:r>
         <w:rPr>
           <w:b/>
@@ -1967,6 +2485,7 @@
         </w:rPr>
         <w:t>MLflow</w:t>
       </w:r>
+      <w:proofErr w:type="spellEnd"/>
       <w:r>
         <w:t>.</w:t>
       </w:r>
@@ -1979,7 +2498,15 @@
         </w:numPr>
       </w:pPr>
       <w:r>
-        <w:t>A local SQLite database (mlflow.db) was utilized as the tracking backend to log experiment data.</w:t>
+        <w:t>A local SQLite database (</w:t>
+      </w:r>
+      <w:proofErr w:type="spellStart"/>
+      <w:r>
+        <w:t>mlflow.db</w:t>
+      </w:r>
+      <w:proofErr w:type="spellEnd"/>
+      <w:r>
+        <w:t>) was utilized as the tracking backend to log experiment data.</w:t>
       </w:r>
     </w:p>
     <w:p>
@@ -1989,8 +2516,13 @@
           <w:numId w:val="9"/>
         </w:numPr>
       </w:pPr>
-      <w:r>
-        <w:t>During the training pipeline, MLflow logged parameters (like model hyperparameters) and evaluation metrics (like accuracy).</w:t>
+      <w:proofErr w:type="spellStart"/>
+      <w:r>
+        <w:t>MLflow</w:t>
+      </w:r>
+      <w:proofErr w:type="spellEnd"/>
+      <w:r>
+        <w:t xml:space="preserve"> tracked experiment parameters, evaluation metrics (Accuracy, Precision, Recall, F1-score and ROC-AUC), the trained model, and artifacts including ROC Curve and Confusion Matrix visualizations.</w:t>
       </w:r>
     </w:p>
     <w:p>
@@ -2001,9 +2533,343 @@
         </w:numPr>
       </w:pPr>
       <w:r>
-        <w:t>The system automatically identifies the best-performing model from these tracked runs and serializes it as models/best_model.pkl to be served by the FastAPI application.</w:t>
-      </w:r>
-    </w:p>
+        <w:t>The system automatically identifies the best-performing model from these tracked runs and serializes it as models/</w:t>
+      </w:r>
+      <w:proofErr w:type="spellStart"/>
+      <w:r>
+        <w:t>best_model.pkl</w:t>
+      </w:r>
+      <w:proofErr w:type="spellEnd"/>
+      <w:r>
+        <w:t xml:space="preserve"> to be served by the </w:t>
+      </w:r>
+      <w:proofErr w:type="spellStart"/>
+      <w:r>
+        <w:t>FastAPI</w:t>
+      </w:r>
+      <w:proofErr w:type="spellEnd"/>
+      <w:r>
+        <w:t xml:space="preserve"> application.</w:t>
+      </w:r>
+    </w:p>
+    <w:p>
+      <w:r>
+        <w:drawing>
+          <wp:inline distT="0" distB="0" distL="0" distR="0" wp14:anchorId="1805E864" wp14:editId="6E12C931">
+            <wp:extent cx="10531602" cy="4857750"/>
+            <wp:effectExtent l="0" t="0" r="3175" b="0"/>
+            <wp:docPr id="1206510920" name="Picture 1"/>
+            <wp:cNvGraphicFramePr>
+              <a:graphicFrameLocks xmlns:a="http://schemas.openxmlformats.org/drawingml/2006/main" noChangeAspect="1"/>
+            </wp:cNvGraphicFramePr>
+            <a:graphic xmlns:a="http://schemas.openxmlformats.org/drawingml/2006/main">
+              <a:graphicData uri="http://schemas.openxmlformats.org/drawingml/2006/picture">
+                <pic:pic xmlns:pic="http://schemas.openxmlformats.org/drawingml/2006/picture">
+                  <pic:nvPicPr>
+                    <pic:cNvPr id="1206510920" name=""/>
+                    <pic:cNvPicPr/>
+                  </pic:nvPicPr>
+                  <pic:blipFill>
+                    <a:blip r:embed="rId29"/>
+                    <a:stretch>
+                      <a:fillRect/>
+                    </a:stretch>
+                  </pic:blipFill>
+                  <pic:spPr>
+                    <a:xfrm>
+                      <a:off x="0" y="0"/>
+                      <a:ext cx="10534583" cy="4859125"/>
+                    </a:xfrm>
+                    <a:prstGeom prst="rect">
+                      <a:avLst/>
+                    </a:prstGeom>
+                  </pic:spPr>
+                </pic:pic>
+              </a:graphicData>
+            </a:graphic>
+          </wp:inline>
+        </w:drawing>
+      </w:r>
+    </w:p>
+    <w:p>
+      <w:pPr>
+        <w:rPr>
+          <w:noProof/>
+        </w:rPr>
+      </w:pPr>
+    </w:p>
+    <w:p>
+      <w:pPr>
+        <w:rPr>
+          <w:noProof/>
+        </w:rPr>
+      </w:pPr>
+      <w:r>
+        <w:rPr>
+          <w:noProof/>
+        </w:rPr>
+        <w:drawing>
+          <wp:inline distT="0" distB="0" distL="0" distR="0" wp14:anchorId="23AB5BAB" wp14:editId="7FE863B8">
+            <wp:extent cx="14174428" cy="6477561"/>
+            <wp:effectExtent l="0" t="0" r="0" b="0"/>
+            <wp:docPr id="659294539" name="Picture 1"/>
+            <wp:cNvGraphicFramePr>
+              <a:graphicFrameLocks xmlns:a="http://schemas.openxmlformats.org/drawingml/2006/main" noChangeAspect="1"/>
+            </wp:cNvGraphicFramePr>
+            <a:graphic xmlns:a="http://schemas.openxmlformats.org/drawingml/2006/main">
+              <a:graphicData uri="http://schemas.openxmlformats.org/drawingml/2006/picture">
+                <pic:pic xmlns:pic="http://schemas.openxmlformats.org/drawingml/2006/picture">
+                  <pic:nvPicPr>
+                    <pic:cNvPr id="659294539" name=""/>
+                    <pic:cNvPicPr/>
+                  </pic:nvPicPr>
+                  <pic:blipFill>
+                    <a:blip r:embed="rId30"/>
+                    <a:stretch>
+                      <a:fillRect/>
+                    </a:stretch>
+                  </pic:blipFill>
+                  <pic:spPr>
+                    <a:xfrm>
+                      <a:off x="0" y="0"/>
+                      <a:ext cx="14174428" cy="6477561"/>
+                    </a:xfrm>
+                    <a:prstGeom prst="rect">
+                      <a:avLst/>
+                    </a:prstGeom>
+                  </pic:spPr>
+                </pic:pic>
+              </a:graphicData>
+            </a:graphic>
+          </wp:inline>
+        </w:drawing>
+      </w:r>
+    </w:p>
+    <w:p>
+      <w:pPr>
+        <w:rPr>
+          <w:noProof/>
+        </w:rPr>
+      </w:pPr>
+      <w:r>
+        <w:rPr>
+          <w:noProof/>
+        </w:rPr>
+        <w:drawing>
+          <wp:inline distT="0" distB="0" distL="0" distR="0" wp14:anchorId="1A9F13D6" wp14:editId="63C8C7CA">
+            <wp:extent cx="14098222" cy="7247248"/>
+            <wp:effectExtent l="0" t="0" r="0" b="0"/>
+            <wp:docPr id="638490665" name="Picture 1"/>
+            <wp:cNvGraphicFramePr>
+              <a:graphicFrameLocks xmlns:a="http://schemas.openxmlformats.org/drawingml/2006/main" noChangeAspect="1"/>
+            </wp:cNvGraphicFramePr>
+            <a:graphic xmlns:a="http://schemas.openxmlformats.org/drawingml/2006/main">
+              <a:graphicData uri="http://schemas.openxmlformats.org/drawingml/2006/picture">
+                <pic:pic xmlns:pic="http://schemas.openxmlformats.org/drawingml/2006/picture">
+                  <pic:nvPicPr>
+                    <pic:cNvPr id="638490665" name=""/>
+                    <pic:cNvPicPr/>
+                  </pic:nvPicPr>
+                  <pic:blipFill>
+                    <a:blip r:embed="rId31"/>
+                    <a:stretch>
+                      <a:fillRect/>
+                    </a:stretch>
+                  </pic:blipFill>
+                  <pic:spPr>
+                    <a:xfrm>
+                      <a:off x="0" y="0"/>
+                      <a:ext cx="14098222" cy="7247248"/>
+                    </a:xfrm>
+                    <a:prstGeom prst="rect">
+                      <a:avLst/>
+                    </a:prstGeom>
+                  </pic:spPr>
+                </pic:pic>
+              </a:graphicData>
+            </a:graphic>
+          </wp:inline>
+        </w:drawing>
+      </w:r>
+    </w:p>
+    <w:p>
+      <w:pPr>
+        <w:rPr>
+          <w:noProof/>
+        </w:rPr>
+      </w:pPr>
+      <w:r>
+        <w:rPr>
+          <w:noProof/>
+        </w:rPr>
+        <w:drawing>
+          <wp:inline distT="0" distB="0" distL="0" distR="0" wp14:anchorId="446C52C5" wp14:editId="2B9AA623">
+            <wp:extent cx="6096000" cy="4572000"/>
+            <wp:effectExtent l="0" t="0" r="0" b="0"/>
+            <wp:docPr id="2114711683" name="Picture 4"/>
+            <wp:cNvGraphicFramePr>
+              <a:graphicFrameLocks xmlns:a="http://schemas.openxmlformats.org/drawingml/2006/main" noChangeAspect="1"/>
+            </wp:cNvGraphicFramePr>
+            <a:graphic xmlns:a="http://schemas.openxmlformats.org/drawingml/2006/main">
+              <a:graphicData uri="http://schemas.openxmlformats.org/drawingml/2006/picture">
+                <pic:pic xmlns:pic="http://schemas.openxmlformats.org/drawingml/2006/picture">
+                  <pic:nvPicPr>
+                    <pic:cNvPr id="0" name="Picture 13"/>
+                    <pic:cNvPicPr>
+                      <a:picLocks noChangeAspect="1" noChangeArrowheads="1"/>
+                    </pic:cNvPicPr>
+                  </pic:nvPicPr>
+                  <pic:blipFill>
+                    <a:blip r:embed="rId32">
+                      <a:extLst>
+                        <a:ext uri="{28A0092B-C50C-407E-A947-70E740481C1C}">
+                          <a14:useLocalDpi xmlns:a14="http://schemas.microsoft.com/office/drawing/2010/main" val="0"/>
+                        </a:ext>
+                      </a:extLst>
+                    </a:blip>
+                    <a:srcRect/>
+                    <a:stretch>
+                      <a:fillRect/>
+                    </a:stretch>
+                  </pic:blipFill>
+                  <pic:spPr bwMode="auto">
+                    <a:xfrm>
+                      <a:off x="0" y="0"/>
+                      <a:ext cx="6096000" cy="4572000"/>
+                    </a:xfrm>
+                    <a:prstGeom prst="rect">
+                      <a:avLst/>
+                    </a:prstGeom>
+                    <a:noFill/>
+                    <a:ln>
+                      <a:noFill/>
+                    </a:ln>
+                  </pic:spPr>
+                </pic:pic>
+              </a:graphicData>
+            </a:graphic>
+          </wp:inline>
+        </w:drawing>
+      </w:r>
+    </w:p>
+    <w:p>
+      <w:pPr>
+        <w:rPr>
+          <w:noProof/>
+        </w:rPr>
+      </w:pPr>
+    </w:p>
+    <w:p>
+      <w:pPr>
+        <w:rPr>
+          <w:noProof/>
+        </w:rPr>
+      </w:pPr>
+      <w:r>
+        <w:rPr>
+          <w:noProof/>
+        </w:rPr>
+        <w:drawing>
+          <wp:inline distT="0" distB="0" distL="0" distR="0" wp14:anchorId="4E4D5BE0" wp14:editId="1AB9C28F">
+            <wp:extent cx="6096000" cy="4572000"/>
+            <wp:effectExtent l="0" t="0" r="0" b="0"/>
+            <wp:docPr id="638078001" name="Picture 2"/>
+            <wp:cNvGraphicFramePr>
+              <a:graphicFrameLocks xmlns:a="http://schemas.openxmlformats.org/drawingml/2006/main" noChangeAspect="1"/>
+            </wp:cNvGraphicFramePr>
+            <a:graphic xmlns:a="http://schemas.openxmlformats.org/drawingml/2006/main">
+              <a:graphicData uri="http://schemas.openxmlformats.org/drawingml/2006/picture">
+                <pic:pic xmlns:pic="http://schemas.openxmlformats.org/drawingml/2006/picture">
+                  <pic:nvPicPr>
+                    <pic:cNvPr id="0" name="Picture 6"/>
+                    <pic:cNvPicPr>
+                      <a:picLocks noChangeAspect="1" noChangeArrowheads="1"/>
+                    </pic:cNvPicPr>
+                  </pic:nvPicPr>
+                  <pic:blipFill>
+                    <a:blip r:embed="rId33">
+                      <a:extLst>
+                        <a:ext uri="{28A0092B-C50C-407E-A947-70E740481C1C}">
+                          <a14:useLocalDpi xmlns:a14="http://schemas.microsoft.com/office/drawing/2010/main" val="0"/>
+                        </a:ext>
+                      </a:extLst>
+                    </a:blip>
+                    <a:srcRect/>
+                    <a:stretch>
+                      <a:fillRect/>
+                    </a:stretch>
+                  </pic:blipFill>
+                  <pic:spPr bwMode="auto">
+                    <a:xfrm>
+                      <a:off x="0" y="0"/>
+                      <a:ext cx="6096000" cy="4572000"/>
+                    </a:xfrm>
+                    <a:prstGeom prst="rect">
+                      <a:avLst/>
+                    </a:prstGeom>
+                    <a:noFill/>
+                    <a:ln>
+                      <a:noFill/>
+                    </a:ln>
+                  </pic:spPr>
+                </pic:pic>
+              </a:graphicData>
+            </a:graphic>
+          </wp:inline>
+        </w:drawing>
+      </w:r>
+    </w:p>
+    <w:p>
+      <w:pPr>
+        <w:rPr>
+          <w:noProof/>
+        </w:rPr>
+      </w:pPr>
+    </w:p>
+    <w:p/>
+    <w:p>
+      <w:r>
+        <w:rPr>
+          <w:noProof/>
+        </w:rPr>
+        <w:drawing>
+          <wp:inline distT="0" distB="0" distL="0" distR="0" wp14:anchorId="0D2A55EF" wp14:editId="2C2F7B2E">
+            <wp:extent cx="14303980" cy="7163421"/>
+            <wp:effectExtent l="0" t="0" r="3175" b="0"/>
+            <wp:docPr id="1769057896" name="Picture 1"/>
+            <wp:cNvGraphicFramePr>
+              <a:graphicFrameLocks xmlns:a="http://schemas.openxmlformats.org/drawingml/2006/main" noChangeAspect="1"/>
+            </wp:cNvGraphicFramePr>
+            <a:graphic xmlns:a="http://schemas.openxmlformats.org/drawingml/2006/main">
+              <a:graphicData uri="http://schemas.openxmlformats.org/drawingml/2006/picture">
+                <pic:pic xmlns:pic="http://schemas.openxmlformats.org/drawingml/2006/picture">
+                  <pic:nvPicPr>
+                    <pic:cNvPr id="1769057896" name=""/>
+                    <pic:cNvPicPr/>
+                  </pic:nvPicPr>
+                  <pic:blipFill>
+                    <a:blip r:embed="rId34"/>
+                    <a:stretch>
+                      <a:fillRect/>
+                    </a:stretch>
+                  </pic:blipFill>
+                  <pic:spPr>
+                    <a:xfrm>
+                      <a:off x="0" y="0"/>
+                      <a:ext cx="14303980" cy="7163421"/>
+                    </a:xfrm>
+                    <a:prstGeom prst="rect">
+                      <a:avLst/>
+                    </a:prstGeom>
+                  </pic:spPr>
+                </pic:pic>
+              </a:graphicData>
+            </a:graphic>
+          </wp:inline>
+        </w:drawing>
+      </w:r>
+    </w:p>
+    <w:p/>
     <w:p>
       <w:pPr>
         <w:rPr>
@@ -2021,169 +2887,70 @@
     </w:p>
     <w:p>
       <w:r>
-        <w:t>Below is the high-level architecture of the MLOps pipeline:</w:t>
-      </w:r>
-    </w:p>
-    <w:p>
-      <w:r>
-        <w:t>Plaintext</w:t>
-      </w:r>
-    </w:p>
-    <w:p>
-      <w:r>
-        <w:t>[Data Source] -&gt; (UCI Machine Learning Repository)</w:t>
-      </w:r>
-    </w:p>
-    <w:p>
-      <w:r>
-        <w:t xml:space="preserve">      │</w:t>
-      </w:r>
-    </w:p>
-    <w:p>
-      <w:r>
-        <w:t xml:space="preserve">      </w:t>
-      </w:r>
-      <w:r>
-        <w:rPr>
-          <w:rFonts w:ascii="Arial" w:hAnsi="Arial" w:cs="Arial"/>
-        </w:rPr>
-        <w:t>▼</w:t>
-      </w:r>
-    </w:p>
-    <w:p>
-      <w:r>
-        <w:t>[Data Pipeline] -&gt; src/download_data.py (Fetches, Cleans, Imputes)</w:t>
-      </w:r>
-    </w:p>
-    <w:p>
-      <w:r>
-        <w:t xml:space="preserve">      │</w:t>
-      </w:r>
-    </w:p>
-    <w:p>
-      <w:r>
-        <w:t xml:space="preserve">      </w:t>
-      </w:r>
-      <w:r>
-        <w:rPr>
-          <w:rFonts w:ascii="Arial" w:hAnsi="Arial" w:cs="Arial"/>
-        </w:rPr>
-        <w:t>▼</w:t>
-      </w:r>
-    </w:p>
-    <w:p>
-      <w:r>
-        <w:t xml:space="preserve">[Model Training] -&gt; src/train.py (Trains Model, Tracks via MLflow) </w:t>
-      </w:r>
-    </w:p>
-    <w:p>
-      <w:r>
-        <w:t xml:space="preserve">      │                   └──&gt; Logs to mlflow.db</w:t>
-      </w:r>
-    </w:p>
-    <w:p>
-      <w:r>
-        <w:t xml:space="preserve">      </w:t>
-      </w:r>
-      <w:r>
-        <w:rPr>
-          <w:rFonts w:ascii="Arial" w:hAnsi="Arial" w:cs="Arial"/>
-        </w:rPr>
-        <w:t>▼</w:t>
-      </w:r>
-    </w:p>
-    <w:p>
-      <w:r>
-        <w:t>[Model Artifact] -&gt; models/best_model.pkl (Serialized Model)</w:t>
-      </w:r>
-    </w:p>
-    <w:p>
-      <w:r>
-        <w:t xml:space="preserve">      │</w:t>
-      </w:r>
-    </w:p>
-    <w:p>
-      <w:r>
-        <w:t xml:space="preserve">      </w:t>
-      </w:r>
-      <w:r>
-        <w:rPr>
-          <w:rFonts w:ascii="Arial" w:hAnsi="Arial" w:cs="Arial"/>
-        </w:rPr>
-        <w:t>▼</w:t>
-      </w:r>
-    </w:p>
-    <w:p>
-      <w:r>
-        <w:t>[Backend API] -&gt; src/api.py (FastAPI Application &amp; Prometheus Metrics)</w:t>
-      </w:r>
-    </w:p>
-    <w:p>
-      <w:r>
-        <w:t xml:space="preserve">      │</w:t>
-      </w:r>
-    </w:p>
-    <w:p>
-      <w:r>
-        <w:t xml:space="preserve">      </w:t>
-      </w:r>
-      <w:r>
-        <w:rPr>
-          <w:rFonts w:ascii="Arial" w:hAnsi="Arial" w:cs="Arial"/>
-        </w:rPr>
-        <w:t>▼</w:t>
-      </w:r>
-    </w:p>
-    <w:p>
-      <w:r>
-        <w:t>[Containerization] -&gt; Dockerfile (Builds heart-disease-api image)</w:t>
-      </w:r>
-    </w:p>
-    <w:p>
-      <w:r>
-        <w:t xml:space="preserve">      │</w:t>
-      </w:r>
-    </w:p>
-    <w:p>
-      <w:r>
-        <w:t xml:space="preserve">      </w:t>
-      </w:r>
-      <w:r>
-        <w:rPr>
-          <w:rFonts w:ascii="Arial" w:hAnsi="Arial" w:cs="Arial"/>
-        </w:rPr>
-        <w:t>▼</w:t>
-      </w:r>
-    </w:p>
-    <w:p>
-      <w:r>
-        <w:t>[CI/CD Pipeline] -&gt; GitHub Actions (Automated Testing &amp; Building)</w:t>
-      </w:r>
-    </w:p>
-    <w:p>
-      <w:r>
-        <w:t xml:space="preserve">      │</w:t>
-      </w:r>
-    </w:p>
-    <w:p>
-      <w:r>
-        <w:t xml:space="preserve">      </w:t>
-      </w:r>
-      <w:r>
-        <w:rPr>
-          <w:rFonts w:ascii="Arial" w:hAnsi="Arial" w:cs="Arial"/>
-        </w:rPr>
-        <w:t>▼</w:t>
-      </w:r>
-    </w:p>
-    <w:p>
-      <w:r>
-        <w:t>[Deployment] -&gt; Kubernetes / Minikube (2 Replicas, NodePort Service)</w:t>
-      </w:r>
-    </w:p>
-    <w:p>
-      <w:r>
-        <w:t xml:space="preserve">                  └──&gt; Exposes /predict (Inference) and /metrics (Monitoring)</w:t>
+        <w:t xml:space="preserve">Below is the high-level architecture of the </w:t>
+      </w:r>
+      <w:proofErr w:type="spellStart"/>
+      <w:r>
+        <w:t>MLOps</w:t>
+      </w:r>
+      <w:proofErr w:type="spellEnd"/>
+      <w:r>
+        <w:t xml:space="preserve"> pipeline:</w:t>
+      </w:r>
+    </w:p>
+    <w:p>
+      <w:r>
+        <w:rPr>
+          <w:noProof/>
+        </w:rPr>
+        <w:drawing>
+          <wp:inline distT="0" distB="0" distL="0" distR="0" wp14:anchorId="2906F366" wp14:editId="27F6C645">
+            <wp:extent cx="3952240" cy="20117435"/>
+            <wp:effectExtent l="0" t="0" r="0" b="0"/>
+            <wp:docPr id="1507859595" name="Picture 2"/>
+            <wp:cNvGraphicFramePr>
+              <a:graphicFrameLocks xmlns:a="http://schemas.openxmlformats.org/drawingml/2006/main" noChangeAspect="1"/>
+            </wp:cNvGraphicFramePr>
+            <a:graphic xmlns:a="http://schemas.openxmlformats.org/drawingml/2006/main">
+              <a:graphicData uri="http://schemas.openxmlformats.org/drawingml/2006/picture">
+                <pic:pic xmlns:pic="http://schemas.openxmlformats.org/drawingml/2006/picture">
+                  <pic:nvPicPr>
+                    <pic:cNvPr id="0" name="Picture 6"/>
+                    <pic:cNvPicPr>
+                      <a:picLocks noChangeAspect="1" noChangeArrowheads="1"/>
+                    </pic:cNvPicPr>
+                  </pic:nvPicPr>
+                  <pic:blipFill>
+                    <a:blip r:embed="rId35" cstate="print">
+                      <a:extLst>
+                        <a:ext uri="{28A0092B-C50C-407E-A947-70E740481C1C}">
+                          <a14:useLocalDpi xmlns:a14="http://schemas.microsoft.com/office/drawing/2010/main" val="0"/>
+                        </a:ext>
+                      </a:extLst>
+                    </a:blip>
+                    <a:srcRect/>
+                    <a:stretch>
+                      <a:fillRect/>
+                    </a:stretch>
+                  </pic:blipFill>
+                  <pic:spPr bwMode="auto">
+                    <a:xfrm>
+                      <a:off x="0" y="0"/>
+                      <a:ext cx="3952240" cy="20117435"/>
+                    </a:xfrm>
+                    <a:prstGeom prst="rect">
+                      <a:avLst/>
+                    </a:prstGeom>
+                    <a:noFill/>
+                    <a:ln>
+                      <a:noFill/>
+                    </a:ln>
+                  </pic:spPr>
+                </pic:pic>
+              </a:graphicData>
+            </a:graphic>
+          </wp:inline>
+        </w:drawing>
       </w:r>
     </w:p>
     <w:p>
@@ -2199,28 +2966,22 @@
           <w:lang w:val="en-GB"/>
         </w:rPr>
       </w:pPr>
-    </w:p>
-    <w:p>
-      <w:pPr>
+      <w:r>
         <w:rPr>
           <w:lang w:val="en-GB"/>
         </w:rPr>
-      </w:pPr>
-      <w:r>
+        <w:t>Docker –</w:t>
+      </w:r>
+    </w:p>
+    <w:p>
+      <w:pPr>
         <w:rPr>
           <w:lang w:val="en-GB"/>
         </w:rPr>
-        <w:t>Docker –</w:t>
-      </w:r>
-    </w:p>
-    <w:p>
-      <w:pPr>
-        <w:rPr>
-          <w:lang w:val="en-GB"/>
-        </w:rPr>
-      </w:pPr>
-      <w:r>
-        <w:rPr>
+      </w:pPr>
+      <w:r>
+        <w:rPr>
+          <w:noProof/>
           <w:lang w:val="en-GB"/>
         </w:rPr>
         <w:drawing>
@@ -2239,7 +3000,7 @@
                     <pic:cNvPicPr/>
                   </pic:nvPicPr>
                   <pic:blipFill>
-                    <a:blip r:embed="rId26"/>
+                    <a:blip r:embed="rId36"/>
                     <a:stretch>
                       <a:fillRect/>
                     </a:stretch>
